--- a/outputs/cv.docx
+++ b/outputs/cv.docx
@@ -7,7 +7,7 @@
         <w:pStyle w:val="Title"/>
       </w:pPr>
       <w:r>
-        <w:t xml:space="preserve">Oliver Thurley</w:t>
+        <w:t xml:space="preserve">Andy Rogers</w:t>
       </w:r>
     </w:p>
     <w:p>
@@ -19,7 +19,7 @@
           <w:rPr>
             <w:rStyle w:val="VerbatimChar"/>
           </w:rPr>
-          <w:t xml:space="preserve">example@gmail.com</w:t>
+          <w:t xml:space="preserve">ajr64@leicester.ac.uk</w:t>
         </w:r>
       </w:hyperlink>
       <w:r>
@@ -36,19 +36,12 @@
         <w:t xml:space="preserve"> </w:t>
       </w:r>
       <w:r>
-        <w:t xml:space="preserve">+447792——</w:t>
-      </w:r>
-      <w:r>
-        <w:t xml:space="preserve"> </w:t>
-      </w:r>
-      <w:hyperlink r:id="rId10">
-        <w:r>
-          <w:rPr>
-            <w:rStyle w:val="VerbatimChar"/>
-          </w:rPr>
-          <w:t xml:space="preserve">thrly.com</w:t>
-        </w:r>
-      </w:hyperlink>
+        <w:t xml:space="preserve">+447403788875</w:t>
+      </w:r>
+      <w:r>
+        <w:t xml:space="preserve"> </w:t>
+      </w:r>
+      <w:hyperlink r:id="rId10"/>
       <w:r>
         <w:t xml:space="preserve"> </w:t>
       </w:r>
@@ -62,14 +55,7 @@
       <w:r>
         <w:t xml:space="preserve"> </w:t>
       </w:r>
-      <w:hyperlink r:id="rId11">
-        <w:r>
-          <w:rPr>
-            <w:rStyle w:val="VerbatimChar"/>
-          </w:rPr>
-          <w:t xml:space="preserve">thrly</w:t>
-        </w:r>
-      </w:hyperlink>
+      <w:hyperlink r:id="rId11"/>
       <w:r>
         <w:t xml:space="preserve"> </w:t>
       </w:r>
@@ -83,151 +69,415 @@
       <w:r>
         <w:t xml:space="preserve"> </w:t>
       </w:r>
-      <w:hyperlink r:id="rId12">
+      <w:hyperlink r:id="rId12"/>
+    </w:p>
+    <w:p>
+      <w:pPr>
+        <w:pStyle w:val="BodyText"/>
+      </w:pPr>
+      <w:r>
+        <w:t xml:space="preserve">I am a</w:t>
+      </w:r>
+      <w:r>
+        <w:t xml:space="preserve"> </w:t>
+      </w:r>
+      <w:hyperlink r:id="rId13">
         <w:r>
           <w:rPr>
-            <w:rStyle w:val="VerbatimChar"/>
+            <w:rStyle w:val="Hyperlink"/>
           </w:rPr>
-          <w:t xml:space="preserve">oliver-thurley</w:t>
+          <w:t xml:space="preserve">Midlands4Cities</w:t>
         </w:r>
       </w:hyperlink>
+      <w:r>
+        <w:t xml:space="preserve">-funded PhD</w:t>
+      </w:r>
+      <w:r>
+        <w:t xml:space="preserve"> </w:t>
+      </w:r>
+      <w:r>
+        <w:t xml:space="preserve">student in the School of Archaeology and Ancient History, University of</w:t>
+      </w:r>
+      <w:r>
+        <w:t xml:space="preserve"> </w:t>
+      </w:r>
+      <w:r>
+        <w:t xml:space="preserve">Leicester. My thesis examines the body and art in the indigenous Greater</w:t>
+      </w:r>
+      <w:r>
+        <w:t xml:space="preserve"> </w:t>
+      </w:r>
+      <w:r>
+        <w:t xml:space="preserve">Antilles. Strong background in research, archaeological excavation,</w:t>
+      </w:r>
+      <w:r>
+        <w:t xml:space="preserve"> </w:t>
+      </w:r>
+      <w:r>
+        <w:t xml:space="preserve">teaching and learning support, support work with adults with</w:t>
+      </w:r>
+      <w:r>
+        <w:t xml:space="preserve"> </w:t>
+      </w:r>
+      <w:r>
+        <w:t xml:space="preserve">disabilities, customer service, and administrative work.</w:t>
+      </w:r>
+    </w:p>
+    <w:bookmarkStart w:id="17" w:name="education"/>
+    <w:p>
+      <w:pPr>
+        <w:pStyle w:val="Heading2"/>
+      </w:pPr>
+      <w:r>
+        <w:t xml:space="preserve">Education</w:t>
+      </w:r>
+    </w:p>
+    <w:bookmarkStart w:id="14" w:name="doctor-of-philosophy-in-archaeology"/>
+    <w:p>
+      <w:pPr>
+        <w:pStyle w:val="Heading3"/>
+      </w:pPr>
+      <w:r>
+        <w:t xml:space="preserve">Doctor of Philosophy in</w:t>
+      </w:r>
+      <w:r>
+        <w:t xml:space="preserve"> </w:t>
+      </w:r>
+      <w:r>
+        <w:t xml:space="preserve">Archaeology</w:t>
+      </w:r>
+    </w:p>
+    <w:p>
+      <w:pPr>
+        <w:pStyle w:val="FirstParagraph"/>
+      </w:pPr>
+      <w:r>
+        <w:t xml:space="preserve">[</w:t>
+      </w:r>
+      <w:r>
+        <w:t xml:space="preserve">University of Leicester</w:t>
+      </w:r>
+      <w:r>
+        <w:t xml:space="preserve">]</w:t>
+      </w:r>
+      <w:r>
+        <w:t xml:space="preserve">,</w:t>
+      </w:r>
+      <w:r>
+        <w:t xml:space="preserve"> </w:t>
+      </w:r>
+      <w:r>
+        <w:t xml:space="preserve">[</w:t>
+      </w:r>
+      <w:r>
+        <w:t xml:space="preserve">Leicester, UK</w:t>
+      </w:r>
+      <w:r>
+        <w:t xml:space="preserve">]</w:t>
+      </w:r>
+      <w:r>
+        <w:t xml:space="preserve"> </w:t>
+      </w:r>
+      <w:r>
+        <w:t xml:space="preserve">[</w:t>
+      </w:r>
+      <w:r>
+        <w:t xml:space="preserve">2020</w:t>
+      </w:r>
+      <w:r>
+        <w:t xml:space="preserve">]</w:t>
+      </w:r>
+      <w:r>
+        <w:t xml:space="preserve"> </w:t>
+      </w:r>
+      <w:r>
+        <w:t xml:space="preserve">-</w:t>
+      </w:r>
+      <w:r>
+        <w:t xml:space="preserve"> </w:t>
+      </w:r>
+      <w:r>
+        <w:t xml:space="preserve">[</w:t>
+      </w:r>
+      <w:r>
+        <w:t xml:space="preserve">ongoing</w:t>
+      </w:r>
+      <w:r>
+        <w:t xml:space="preserve">]</w:t>
+      </w:r>
     </w:p>
     <w:p>
       <w:pPr>
         <w:pStyle w:val="BodyText"/>
       </w:pPr>
       <w:r>
-        <w:t xml:space="preserve">Dynamic and detail-oriented professional with a strong background in</w:t>
-      </w:r>
-      <w:r>
-        <w:t xml:space="preserve"> </w:t>
-      </w:r>
-      <w:r>
-        <w:t xml:space="preserve">[</w:t>
-      </w:r>
-      <w:r>
-        <w:t xml:space="preserve">Your Field/Industry</w:t>
-      </w:r>
-      <w:r>
-        <w:t xml:space="preserve">]</w:t>
-      </w:r>
-      <w:r>
-        <w:t xml:space="preserve">. Proven ability to manage projects, lead</w:t>
-      </w:r>
-      <w:r>
-        <w:t xml:space="preserve"> </w:t>
-      </w:r>
-      <w:r>
-        <w:t xml:space="preserve">teams, and deliver results in fast-paced environments.</w:t>
-      </w:r>
-    </w:p>
-    <w:bookmarkStart w:id="14" w:name="education"/>
+        <w:t xml:space="preserve">[</w:t>
+      </w:r>
+      <w:r>
+        <w:t xml:space="preserve">PhD Title:</w:t>
+      </w:r>
+      <w:r>
+        <w:t xml:space="preserve"> </w:t>
+      </w:r>
+      <w:r>
+        <w:rPr>
+          <w:i/>
+          <w:iCs/>
+        </w:rPr>
+        <w:t xml:space="preserve">Bodily becomings in the Indigenous Greater Antilles</w:t>
+      </w:r>
+      <w:r>
+        <w:rPr>
+          <w:i/>
+          <w:iCs/>
+        </w:rPr>
+        <w:t xml:space="preserve"> </w:t>
+      </w:r>
+      <w:r>
+        <w:rPr>
+          <w:i/>
+          <w:iCs/>
+        </w:rPr>
+        <w:t xml:space="preserve">c. 1000-1500 CE: A more-than-representational approach to power,</w:t>
+      </w:r>
+      <w:r>
+        <w:rPr>
+          <w:i/>
+          <w:iCs/>
+        </w:rPr>
+        <w:t xml:space="preserve"> </w:t>
+      </w:r>
+      <w:r>
+        <w:rPr>
+          <w:i/>
+          <w:iCs/>
+        </w:rPr>
+        <w:t xml:space="preserve">mobility, hybridity, and the body</w:t>
+      </w:r>
+      <w:r>
+        <w:t xml:space="preserve">.</w:t>
+      </w:r>
+      <w:r>
+        <w:t xml:space="preserve">]</w:t>
+      </w:r>
+    </w:p>
+    <w:p>
+      <w:pPr>
+        <w:pStyle w:val="BodyText"/>
+      </w:pPr>
+      <w:r>
+        <w:t xml:space="preserve">[</w:t>
+      </w:r>
+      <w:r>
+        <w:t xml:space="preserve">Supervisors: Alice Samson, Jago Cooper, and Oliver Harris</w:t>
+      </w:r>
+      <w:r>
+        <w:t xml:space="preserve">]</w:t>
+      </w:r>
+    </w:p>
+    <w:bookmarkEnd w:id="14"/>
+    <w:bookmarkStart w:id="15" w:name="master-of-studies-in-archaeology"/>
+    <w:p>
+      <w:pPr>
+        <w:pStyle w:val="Heading3"/>
+      </w:pPr>
+      <w:r>
+        <w:t xml:space="preserve">Master of Studies in</w:t>
+      </w:r>
+      <w:r>
+        <w:t xml:space="preserve"> </w:t>
+      </w:r>
+      <w:r>
+        <w:t xml:space="preserve">Archaeology</w:t>
+      </w:r>
+    </w:p>
+    <w:p>
+      <w:pPr>
+        <w:pStyle w:val="FirstParagraph"/>
+      </w:pPr>
+      <w:r>
+        <w:t xml:space="preserve">[</w:t>
+      </w:r>
+      <w:r>
+        <w:t xml:space="preserve">St. Peter’s College, University of Oxford</w:t>
+      </w:r>
+      <w:r>
+        <w:t xml:space="preserve">]</w:t>
+      </w:r>
+      <w:r>
+        <w:t xml:space="preserve">,</w:t>
+      </w:r>
+      <w:r>
+        <w:t xml:space="preserve"> </w:t>
+      </w:r>
+      <w:r>
+        <w:t xml:space="preserve">[</w:t>
+      </w:r>
+      <w:r>
+        <w:t xml:space="preserve">Oxford, UK</w:t>
+      </w:r>
+      <w:r>
+        <w:t xml:space="preserve">]</w:t>
+      </w:r>
+      <w:r>
+        <w:t xml:space="preserve"> </w:t>
+      </w:r>
+      <w:r>
+        <w:t xml:space="preserve">[</w:t>
+      </w:r>
+      <w:r>
+        <w:t xml:space="preserve">2017</w:t>
+      </w:r>
+      <w:r>
+        <w:t xml:space="preserve">]</w:t>
+      </w:r>
+      <w:r>
+        <w:t xml:space="preserve"> </w:t>
+      </w:r>
+      <w:r>
+        <w:t xml:space="preserve">-</w:t>
+      </w:r>
+      <w:r>
+        <w:t xml:space="preserve"> </w:t>
+      </w:r>
+      <w:r>
+        <w:t xml:space="preserve">[</w:t>
+      </w:r>
+      <w:r>
+        <w:t xml:space="preserve">2018</w:t>
+      </w:r>
+      <w:r>
+        <w:t xml:space="preserve">]</w:t>
+      </w:r>
+    </w:p>
+    <w:p>
+      <w:pPr>
+        <w:pStyle w:val="BodyText"/>
+      </w:pPr>
+      <w:r>
+        <w:t xml:space="preserve">[</w:t>
+      </w:r>
+      <w:r>
+        <w:t xml:space="preserve">Dissertation Title:</w:t>
+      </w:r>
+      <w:r>
+        <w:t xml:space="preserve"> </w:t>
+      </w:r>
+      <w:r>
+        <w:rPr>
+          <w:i/>
+          <w:iCs/>
+        </w:rPr>
+        <w:t xml:space="preserve">Colonial Corporealities: Assessing the</w:t>
+      </w:r>
+      <w:r>
+        <w:rPr>
+          <w:i/>
+          <w:iCs/>
+        </w:rPr>
+        <w:t xml:space="preserve"> </w:t>
+      </w:r>
+      <w:r>
+        <w:rPr>
+          <w:i/>
+          <w:iCs/>
+        </w:rPr>
+        <w:t xml:space="preserve">Impacts of the Spanish Conquest on Maya Bodily Ontologies</w:t>
+      </w:r>
+      <w:r>
+        <w:t xml:space="preserve">.</w:t>
+      </w:r>
+      <w:r>
+        <w:t xml:space="preserve">]</w:t>
+      </w:r>
+    </w:p>
+    <w:bookmarkEnd w:id="15"/>
+    <w:bookmarkStart w:id="16" w:name="X9986f3e1be44fa452b62e2561304235b5987f90"/>
+    <w:p>
+      <w:pPr>
+        <w:pStyle w:val="Heading3"/>
+      </w:pPr>
+      <w:r>
+        <w:t xml:space="preserve">Bachelor of Arts with a Year Abroad in</w:t>
+      </w:r>
+      <w:r>
+        <w:t xml:space="preserve"> </w:t>
+      </w:r>
+      <w:r>
+        <w:t xml:space="preserve">Archaeology</w:t>
+      </w:r>
+    </w:p>
+    <w:p>
+      <w:pPr>
+        <w:pStyle w:val="FirstParagraph"/>
+      </w:pPr>
+      <w:r>
+        <w:t xml:space="preserve">[</w:t>
+      </w:r>
+      <w:r>
+        <w:t xml:space="preserve">University of Leicester</w:t>
+      </w:r>
+      <w:r>
+        <w:t xml:space="preserve">]</w:t>
+      </w:r>
+      <w:r>
+        <w:t xml:space="preserve">,</w:t>
+      </w:r>
+      <w:r>
+        <w:t xml:space="preserve"> </w:t>
+      </w:r>
+      <w:r>
+        <w:t xml:space="preserve">[</w:t>
+      </w:r>
+      <w:r>
+        <w:t xml:space="preserve">Leicester, UK</w:t>
+      </w:r>
+      <w:r>
+        <w:t xml:space="preserve">]</w:t>
+      </w:r>
+      <w:r>
+        <w:t xml:space="preserve"> </w:t>
+      </w:r>
+      <w:r>
+        <w:t xml:space="preserve">[</w:t>
+      </w:r>
+      <w:r>
+        <w:t xml:space="preserve">2013</w:t>
+      </w:r>
+      <w:r>
+        <w:t xml:space="preserve">]</w:t>
+      </w:r>
+      <w:r>
+        <w:t xml:space="preserve"> </w:t>
+      </w:r>
+      <w:r>
+        <w:t xml:space="preserve">-</w:t>
+      </w:r>
+      <w:r>
+        <w:t xml:space="preserve"> </w:t>
+      </w:r>
+      <w:r>
+        <w:t xml:space="preserve">[</w:t>
+      </w:r>
+      <w:r>
+        <w:t xml:space="preserve">2017</w:t>
+      </w:r>
+      <w:r>
+        <w:t xml:space="preserve">]</w:t>
+      </w:r>
+    </w:p>
+    <w:bookmarkEnd w:id="16"/>
+    <w:bookmarkEnd w:id="17"/>
+    <w:bookmarkStart w:id="20" w:name="experience"/>
     <w:p>
       <w:pPr>
         <w:pStyle w:val="Heading2"/>
       </w:pPr>
       <w:r>
-        <w:t xml:space="preserve">Education</w:t>
-      </w:r>
-    </w:p>
-    <w:bookmarkStart w:id="13" w:name="bachelor-of-science-in-your-major"/>
-    <w:p>
-      <w:pPr>
-        <w:pStyle w:val="Heading3"/>
-      </w:pPr>
-      <w:r>
-        <w:t xml:space="preserve">Bachelor of Science in</w:t>
-      </w:r>
-      <w:r>
-        <w:t xml:space="preserve"> </w:t>
-      </w:r>
-      <w:r>
-        <w:t xml:space="preserve">[</w:t>
-      </w:r>
-      <w:r>
-        <w:t xml:space="preserve">Your</w:t>
-      </w:r>
-      <w:r>
-        <w:t xml:space="preserve"> </w:t>
-      </w:r>
-      <w:r>
-        <w:t xml:space="preserve">Major</w:t>
-      </w:r>
-      <w:r>
-        <w:t xml:space="preserve">]</w:t>
-      </w:r>
-    </w:p>
-    <w:p>
-      <w:pPr>
-        <w:pStyle w:val="FirstParagraph"/>
-      </w:pPr>
-      <w:r>
-        <w:t xml:space="preserve">[</w:t>
-      </w:r>
-      <w:r>
-        <w:t xml:space="preserve">Your University</w:t>
-      </w:r>
-      <w:r>
-        <w:t xml:space="preserve">]</w:t>
-      </w:r>
-      <w:r>
-        <w:t xml:space="preserve">,</w:t>
-      </w:r>
-      <w:r>
-        <w:t xml:space="preserve"> </w:t>
-      </w:r>
-      <w:r>
-        <w:t xml:space="preserve">[</w:t>
-      </w:r>
-      <w:r>
-        <w:t xml:space="preserve">City, State</w:t>
-      </w:r>
-      <w:r>
-        <w:t xml:space="preserve">]</w:t>
-      </w:r>
-      <w:r>
-        <w:br/>
-      </w:r>
-      <w:r>
-        <w:t xml:space="preserve">[</w:t>
-      </w:r>
-      <w:r>
-        <w:t xml:space="preserve">Month, Year</w:t>
-      </w:r>
-      <w:r>
-        <w:t xml:space="preserve">]</w:t>
-      </w:r>
-      <w:r>
-        <w:t xml:space="preserve"> </w:t>
-      </w:r>
-      <w:r>
-        <w:t xml:space="preserve">-</w:t>
-      </w:r>
-      <w:r>
-        <w:t xml:space="preserve"> </w:t>
-      </w:r>
-      <w:r>
-        <w:t xml:space="preserve">[</w:t>
-      </w:r>
-      <w:r>
-        <w:t xml:space="preserve">Month, Year</w:t>
-      </w:r>
-      <w:r>
-        <w:t xml:space="preserve">]</w:t>
-      </w:r>
-    </w:p>
-    <w:bookmarkEnd w:id="13"/>
-    <w:bookmarkEnd w:id="14"/>
-    <w:bookmarkStart w:id="17" w:name="experience"/>
-    <w:p>
-      <w:pPr>
-        <w:pStyle w:val="Heading2"/>
-      </w:pPr>
-      <w:r>
         <w:t xml:space="preserve">Experience</w:t>
       </w:r>
     </w:p>
-    <w:bookmarkStart w:id="15" w:name="your-job-title"/>
+    <w:bookmarkStart w:id="18" w:name="your-job-title"/>
     <w:p>
       <w:pPr>
         <w:pStyle w:val="Heading3"/>
@@ -365,8 +615,67 @@
         <w:t xml:space="preserve">.</w:t>
       </w:r>
     </w:p>
-    <w:bookmarkEnd w:id="15"/>
-    <w:bookmarkStart w:id="16" w:name="previous-job-title"/>
+    <w:p>
+      <w:pPr>
+        <w:pStyle w:val="FirstParagraph"/>
+      </w:pPr>
+      <w:r>
+        <w:rPr>
+          <w:rStyle w:val="VerbatimChar"/>
+        </w:rPr>
+        <w:t xml:space="preserve">2024-</w:t>
+      </w:r>
+      <w:r>
+        <w:t xml:space="preserve"> </w:t>
+      </w:r>
+      <w:r>
+        <w:rPr>
+          <w:b/>
+          <w:bCs/>
+        </w:rPr>
+        <w:t xml:space="preserve">Administrative Support, Sangha Properties,</w:t>
+      </w:r>
+      <w:r>
+        <w:rPr>
+          <w:b/>
+          <w:bCs/>
+        </w:rPr>
+        <w:t xml:space="preserve"> </w:t>
+      </w:r>
+      <w:r>
+        <w:rPr>
+          <w:b/>
+          <w:bCs/>
+        </w:rPr>
+        <w:t xml:space="preserve">Leicester, UK</w:t>
+      </w:r>
+      <w:r>
+        <w:t xml:space="preserve"> </w:t>
+      </w:r>
+      <w:r>
+        <w:t xml:space="preserve">&gt; Role supporting a property</w:t>
+      </w:r>
+      <w:r>
+        <w:t xml:space="preserve"> </w:t>
+      </w:r>
+      <w:r>
+        <w:t xml:space="preserve">manager/developer with generating inventory reports pre- and</w:t>
+      </w:r>
+      <w:r>
+        <w:t xml:space="preserve"> </w:t>
+      </w:r>
+      <w:r>
+        <w:t xml:space="preserve">post-occupancy. Required photography and the generation of reports using</w:t>
+      </w:r>
+      <w:r>
+        <w:t xml:space="preserve"> </w:t>
+      </w:r>
+      <w:r>
+        <w:t xml:space="preserve">the Inventory Hive software and service.</w:t>
+      </w:r>
+    </w:p>
+    <w:bookmarkEnd w:id="18"/>
+    <w:bookmarkStart w:id="19" w:name="previous-job-title"/>
     <w:p>
       <w:pPr>
         <w:pStyle w:val="Heading3"/>
@@ -516,9 +825,9 @@
         <w:t xml:space="preserve">.</w:t>
       </w:r>
     </w:p>
-    <w:bookmarkEnd w:id="16"/>
-    <w:bookmarkEnd w:id="17"/>
-    <w:bookmarkStart w:id="18" w:name="skills"/>
+    <w:bookmarkEnd w:id="19"/>
+    <w:bookmarkEnd w:id="20"/>
+    <w:bookmarkStart w:id="21" w:name="skills"/>
     <w:p>
       <w:pPr>
         <w:pStyle w:val="Heading2"/>
@@ -641,8 +950,8 @@
         <w:t xml:space="preserve">]</w:t>
       </w:r>
     </w:p>
-    <w:bookmarkEnd w:id="18"/>
-    <w:bookmarkStart w:id="19" w:name="certifications"/>
+    <w:bookmarkEnd w:id="21"/>
+    <w:bookmarkStart w:id="22" w:name="certifications"/>
     <w:p>
       <w:pPr>
         <w:pStyle w:val="Heading2"/>
@@ -751,8 +1060,8 @@
         <w:t xml:space="preserve">]</w:t>
       </w:r>
     </w:p>
-    <w:bookmarkEnd w:id="19"/>
-    <w:bookmarkStart w:id="20" w:name="projects"/>
+    <w:bookmarkEnd w:id="22"/>
+    <w:bookmarkStart w:id="23" w:name="projects"/>
     <w:p>
       <w:pPr>
         <w:pStyle w:val="Heading2"/>
@@ -837,8 +1146,8 @@
         <w:t xml:space="preserve">role.</w:t>
       </w:r>
     </w:p>
-    <w:bookmarkEnd w:id="20"/>
-    <w:bookmarkStart w:id="23" w:name="contact"/>
+    <w:bookmarkEnd w:id="23"/>
+    <w:bookmarkStart w:id="26" w:name="contact"/>
     <w:p>
       <w:pPr>
         <w:pStyle w:val="Heading2"/>
@@ -857,7 +1166,7 @@
       <w:r>
         <w:t xml:space="preserve"> </w:t>
       </w:r>
-      <w:hyperlink r:id="rId9">
+      <w:hyperlink r:id="rId24">
         <w:r>
           <w:rPr>
             <w:rStyle w:val="Hyperlink"/>
@@ -880,7 +1189,7 @@
       <w:r>
         <w:t xml:space="preserve"> </w:t>
       </w:r>
-      <w:hyperlink r:id="rId21">
+      <w:hyperlink r:id="rId11">
         <w:r>
           <w:rPr>
             <w:rStyle w:val="Hyperlink"/>
@@ -897,7 +1206,7 @@
       <w:r>
         <w:t xml:space="preserve"> </w:t>
       </w:r>
-      <w:hyperlink r:id="rId22">
+      <w:hyperlink r:id="rId25">
         <w:r>
           <w:rPr>
             <w:rStyle w:val="Hyperlink"/>
@@ -909,7 +1218,7 @@
         <w:t xml:space="preserve">.</w:t>
       </w:r>
     </w:p>
-    <w:bookmarkEnd w:id="23"/>
+    <w:bookmarkEnd w:id="26"/>
     <w:sectPr>
       <w:pgSz w:h="16838" w:w="11906"/>
       <w:pgMar w:bottom="1440" w:footer="708" w:gutter="0" w:header="708" w:left="1440" w:right="1440" w:top="1440"/>

--- a/outputs/cv.docx
+++ b/outputs/cv.docx
@@ -132,13 +132,13 @@
         <w:t xml:space="preserve">Education</w:t>
       </w:r>
     </w:p>
-    <w:bookmarkStart w:id="14" w:name="doctor-of-philosophy-in-archaeology"/>
+    <w:bookmarkStart w:id="14" w:name="doctor-of-philosophy-phd-in-archaeology"/>
     <w:p>
       <w:pPr>
         <w:pStyle w:val="Heading3"/>
       </w:pPr>
       <w:r>
-        <w:t xml:space="preserve">Doctor of Philosophy in</w:t>
+        <w:t xml:space="preserve">Doctor of Philosophy (PhD) in</w:t>
       </w:r>
       <w:r>
         <w:t xml:space="preserve"> </w:t>
@@ -152,137 +152,17 @@
         <w:pStyle w:val="FirstParagraph"/>
       </w:pPr>
       <w:r>
-        <w:t xml:space="preserve">[</w:t>
-      </w:r>
-      <w:r>
-        <w:t xml:space="preserve">University of Leicester</w:t>
-      </w:r>
-      <w:r>
-        <w:t xml:space="preserve">]</w:t>
-      </w:r>
-      <w:r>
-        <w:t xml:space="preserve">,</w:t>
-      </w:r>
-      <w:r>
-        <w:t xml:space="preserve"> </w:t>
-      </w:r>
-      <w:r>
-        <w:t xml:space="preserve">[</w:t>
-      </w:r>
-      <w:r>
-        <w:t xml:space="preserve">Leicester, UK</w:t>
-      </w:r>
-      <w:r>
-        <w:t xml:space="preserve">]</w:t>
-      </w:r>
-      <w:r>
-        <w:t xml:space="preserve"> </w:t>
-      </w:r>
-      <w:r>
-        <w:t xml:space="preserve">[</w:t>
-      </w:r>
-      <w:r>
-        <w:t xml:space="preserve">2020</w:t>
-      </w:r>
-      <w:r>
-        <w:t xml:space="preserve">]</w:t>
-      </w:r>
-      <w:r>
-        <w:t xml:space="preserve"> </w:t>
-      </w:r>
-      <w:r>
-        <w:t xml:space="preserve">-</w:t>
-      </w:r>
-      <w:r>
-        <w:t xml:space="preserve"> </w:t>
-      </w:r>
-      <w:r>
-        <w:t xml:space="preserve">[</w:t>
-      </w:r>
-      <w:r>
-        <w:t xml:space="preserve">ongoing</w:t>
-      </w:r>
-      <w:r>
-        <w:t xml:space="preserve">]</w:t>
-      </w:r>
-    </w:p>
-    <w:p>
-      <w:pPr>
-        <w:pStyle w:val="BodyText"/>
-      </w:pPr>
-      <w:r>
-        <w:t xml:space="preserve">[</w:t>
-      </w:r>
-      <w:r>
-        <w:t xml:space="preserve">PhD Title:</w:t>
-      </w:r>
-      <w:r>
-        <w:t xml:space="preserve"> </w:t>
-      </w:r>
-      <w:r>
-        <w:rPr>
-          <w:i/>
-          <w:iCs/>
-        </w:rPr>
-        <w:t xml:space="preserve">Bodily becomings in the Indigenous Greater Antilles</w:t>
-      </w:r>
-      <w:r>
-        <w:rPr>
-          <w:i/>
-          <w:iCs/>
-        </w:rPr>
-        <w:t xml:space="preserve"> </w:t>
-      </w:r>
-      <w:r>
-        <w:rPr>
-          <w:i/>
-          <w:iCs/>
-        </w:rPr>
-        <w:t xml:space="preserve">c. 1000-1500 CE: A more-than-representational approach to power,</w:t>
-      </w:r>
-      <w:r>
-        <w:rPr>
-          <w:i/>
-          <w:iCs/>
-        </w:rPr>
-        <w:t xml:space="preserve"> </w:t>
-      </w:r>
-      <w:r>
-        <w:rPr>
-          <w:i/>
-          <w:iCs/>
-        </w:rPr>
-        <w:t xml:space="preserve">mobility, hybridity, and the body</w:t>
-      </w:r>
-      <w:r>
-        <w:t xml:space="preserve">.</w:t>
-      </w:r>
-      <w:r>
-        <w:t xml:space="preserve">]</w:t>
-      </w:r>
-    </w:p>
-    <w:p>
-      <w:pPr>
-        <w:pStyle w:val="BodyText"/>
-      </w:pPr>
-      <w:r>
-        <w:t xml:space="preserve">[</w:t>
-      </w:r>
-      <w:r>
-        <w:t xml:space="preserve">Supervisors: Alice Samson, Jago Cooper, and Oliver Harris</w:t>
-      </w:r>
-      <w:r>
-        <w:t xml:space="preserve">]</w:t>
+        <w:t xml:space="preserve">University of Leicester, Leicester, UK 2020 - ongoing</w:t>
       </w:r>
     </w:p>
     <w:bookmarkEnd w:id="14"/>
-    <w:bookmarkStart w:id="15" w:name="master-of-studies-in-archaeology"/>
+    <w:bookmarkStart w:id="15" w:name="master-of-studies-mst-in-archaeology"/>
     <w:p>
       <w:pPr>
         <w:pStyle w:val="Heading3"/>
       </w:pPr>
       <w:r>
-        <w:t xml:space="preserve">Master of Studies in</w:t>
+        <w:t xml:space="preserve">Master of Studies (MSt) in</w:t>
       </w:r>
       <w:r>
         <w:t xml:space="preserve"> </w:t>
@@ -296,109 +176,17 @@
         <w:pStyle w:val="FirstParagraph"/>
       </w:pPr>
       <w:r>
-        <w:t xml:space="preserve">[</w:t>
-      </w:r>
-      <w:r>
-        <w:t xml:space="preserve">St. Peter’s College, University of Oxford</w:t>
-      </w:r>
-      <w:r>
-        <w:t xml:space="preserve">]</w:t>
-      </w:r>
-      <w:r>
-        <w:t xml:space="preserve">,</w:t>
-      </w:r>
-      <w:r>
-        <w:t xml:space="preserve"> </w:t>
-      </w:r>
-      <w:r>
-        <w:t xml:space="preserve">[</w:t>
-      </w:r>
-      <w:r>
-        <w:t xml:space="preserve">Oxford, UK</w:t>
-      </w:r>
-      <w:r>
-        <w:t xml:space="preserve">]</w:t>
-      </w:r>
-      <w:r>
-        <w:t xml:space="preserve"> </w:t>
-      </w:r>
-      <w:r>
-        <w:t xml:space="preserve">[</w:t>
-      </w:r>
-      <w:r>
-        <w:t xml:space="preserve">2017</w:t>
-      </w:r>
-      <w:r>
-        <w:t xml:space="preserve">]</w:t>
-      </w:r>
-      <w:r>
-        <w:t xml:space="preserve"> </w:t>
-      </w:r>
-      <w:r>
-        <w:t xml:space="preserve">-</w:t>
-      </w:r>
-      <w:r>
-        <w:t xml:space="preserve"> </w:t>
-      </w:r>
-      <w:r>
-        <w:t xml:space="preserve">[</w:t>
-      </w:r>
-      <w:r>
-        <w:t xml:space="preserve">2018</w:t>
-      </w:r>
-      <w:r>
-        <w:t xml:space="preserve">]</w:t>
-      </w:r>
-    </w:p>
-    <w:p>
-      <w:pPr>
-        <w:pStyle w:val="BodyText"/>
-      </w:pPr>
-      <w:r>
-        <w:t xml:space="preserve">[</w:t>
-      </w:r>
-      <w:r>
-        <w:t xml:space="preserve">Dissertation Title:</w:t>
-      </w:r>
-      <w:r>
-        <w:t xml:space="preserve"> </w:t>
-      </w:r>
-      <w:r>
-        <w:rPr>
-          <w:i/>
-          <w:iCs/>
-        </w:rPr>
-        <w:t xml:space="preserve">Colonial Corporealities: Assessing the</w:t>
-      </w:r>
-      <w:r>
-        <w:rPr>
-          <w:i/>
-          <w:iCs/>
-        </w:rPr>
-        <w:t xml:space="preserve"> </w:t>
-      </w:r>
-      <w:r>
-        <w:rPr>
-          <w:i/>
-          <w:iCs/>
-        </w:rPr>
-        <w:t xml:space="preserve">Impacts of the Spanish Conquest on Maya Bodily Ontologies</w:t>
-      </w:r>
-      <w:r>
-        <w:t xml:space="preserve">.</w:t>
-      </w:r>
-      <w:r>
-        <w:t xml:space="preserve">]</w:t>
+        <w:t xml:space="preserve">St. Peter’s College, University of Oxford, Oxford, UK 2017 - 2018</w:t>
       </w:r>
     </w:p>
     <w:bookmarkEnd w:id="15"/>
-    <w:bookmarkStart w:id="16" w:name="X9986f3e1be44fa452b62e2561304235b5987f90"/>
+    <w:bookmarkStart w:id="16" w:name="Xa2a11071d17011f735160d18243cbaa209bd191"/>
     <w:p>
       <w:pPr>
         <w:pStyle w:val="Heading3"/>
       </w:pPr>
       <w:r>
-        <w:t xml:space="preserve">Bachelor of Arts with a Year Abroad in</w:t>
+        <w:t xml:space="preserve">Bachelor of Arts with a Year Abroad (BA) in</w:t>
       </w:r>
       <w:r>
         <w:t xml:space="preserve"> </w:t>
@@ -412,63 +200,12 @@
         <w:pStyle w:val="FirstParagraph"/>
       </w:pPr>
       <w:r>
-        <w:t xml:space="preserve">[</w:t>
-      </w:r>
-      <w:r>
-        <w:t xml:space="preserve">University of Leicester</w:t>
-      </w:r>
-      <w:r>
-        <w:t xml:space="preserve">]</w:t>
-      </w:r>
-      <w:r>
-        <w:t xml:space="preserve">,</w:t>
-      </w:r>
-      <w:r>
-        <w:t xml:space="preserve"> </w:t>
-      </w:r>
-      <w:r>
-        <w:t xml:space="preserve">[</w:t>
-      </w:r>
-      <w:r>
-        <w:t xml:space="preserve">Leicester, UK</w:t>
-      </w:r>
-      <w:r>
-        <w:t xml:space="preserve">]</w:t>
-      </w:r>
-      <w:r>
-        <w:t xml:space="preserve"> </w:t>
-      </w:r>
-      <w:r>
-        <w:t xml:space="preserve">[</w:t>
-      </w:r>
-      <w:r>
-        <w:t xml:space="preserve">2013</w:t>
-      </w:r>
-      <w:r>
-        <w:t xml:space="preserve">]</w:t>
-      </w:r>
-      <w:r>
-        <w:t xml:space="preserve"> </w:t>
-      </w:r>
-      <w:r>
-        <w:t xml:space="preserve">-</w:t>
-      </w:r>
-      <w:r>
-        <w:t xml:space="preserve"> </w:t>
-      </w:r>
-      <w:r>
-        <w:t xml:space="preserve">[</w:t>
-      </w:r>
-      <w:r>
-        <w:t xml:space="preserve">2017</w:t>
-      </w:r>
-      <w:r>
-        <w:t xml:space="preserve">]</w:t>
+        <w:t xml:space="preserve">University of Leicester, Leicester, UK 2013 - 2017</w:t>
       </w:r>
     </w:p>
     <w:bookmarkEnd w:id="16"/>
     <w:bookmarkEnd w:id="17"/>
-    <w:bookmarkStart w:id="20" w:name="experience"/>
+    <w:bookmarkStart w:id="27" w:name="experience"/>
     <w:p>
       <w:pPr>
         <w:pStyle w:val="Heading2"/>
@@ -477,19 +214,13 @@
         <w:t xml:space="preserve">Experience</w:t>
       </w:r>
     </w:p>
-    <w:bookmarkStart w:id="18" w:name="your-job-title"/>
+    <w:bookmarkStart w:id="18" w:name="administrative-support"/>
     <w:p>
       <w:pPr>
         <w:pStyle w:val="Heading3"/>
       </w:pPr>
       <w:r>
-        <w:t xml:space="preserve">[</w:t>
-      </w:r>
-      <w:r>
-        <w:t xml:space="preserve">Your Job Title</w:t>
-      </w:r>
-      <w:r>
-        <w:t xml:space="preserve">]</w:t>
+        <w:t xml:space="preserve">Administrative Support</w:t>
       </w:r>
     </w:p>
     <w:p>
@@ -497,46 +228,7 @@
         <w:pStyle w:val="FirstParagraph"/>
       </w:pPr>
       <w:r>
-        <w:t xml:space="preserve">[</w:t>
-      </w:r>
-      <w:r>
-        <w:t xml:space="preserve">Your Company</w:t>
-      </w:r>
-      <w:r>
-        <w:t xml:space="preserve">]</w:t>
-      </w:r>
-      <w:r>
-        <w:t xml:space="preserve">,</w:t>
-      </w:r>
-      <w:r>
-        <w:t xml:space="preserve"> </w:t>
-      </w:r>
-      <w:r>
-        <w:t xml:space="preserve">[</w:t>
-      </w:r>
-      <w:r>
-        <w:t xml:space="preserve">City, State</w:t>
-      </w:r>
-      <w:r>
-        <w:t xml:space="preserve">]</w:t>
-      </w:r>
-      <w:r>
-        <w:br/>
-      </w:r>
-      <w:r>
-        <w:t xml:space="preserve">[</w:t>
-      </w:r>
-      <w:r>
-        <w:t xml:space="preserve">Month, Year</w:t>
-      </w:r>
-      <w:r>
-        <w:t xml:space="preserve">]</w:t>
-      </w:r>
-      <w:r>
-        <w:t xml:space="preserve"> </w:t>
-      </w:r>
-      <w:r>
-        <w:t xml:space="preserve">- Present</w:t>
+        <w:t xml:space="preserve">Sangha Properties, Leicester, UK 2025 - ongoing</w:t>
       </w:r>
     </w:p>
     <w:p>
@@ -547,72 +239,35 @@
         </w:numPr>
       </w:pPr>
       <w:r>
-        <w:t xml:space="preserve">Developed and implemented</w:t>
-      </w:r>
-      <w:r>
-        <w:t xml:space="preserve"> </w:t>
-      </w:r>
-      <w:r>
-        <w:t xml:space="preserve">[</w:t>
-      </w:r>
-      <w:r>
-        <w:t xml:space="preserve">specific project or task</w:t>
-      </w:r>
-      <w:r>
-        <w:t xml:space="preserve">]</w:t>
-      </w:r>
-      <w:r>
-        <w:t xml:space="preserve">.</w:t>
-      </w:r>
-    </w:p>
-    <w:p>
-      <w:pPr>
-        <w:numPr>
-          <w:ilvl w:val="0"/>
-          <w:numId w:val="1001"/>
-        </w:numPr>
-      </w:pPr>
-      <w:r>
-        <w:t xml:space="preserve">Collaborated with</w:t>
-      </w:r>
-      <w:r>
-        <w:t xml:space="preserve"> </w:t>
-      </w:r>
-      <w:r>
-        <w:t xml:space="preserve">[</w:t>
-      </w:r>
-      <w:r>
-        <w:t xml:space="preserve">team or department</w:t>
-      </w:r>
-      <w:r>
-        <w:t xml:space="preserve">]</w:t>
-      </w:r>
-      <w:r>
-        <w:t xml:space="preserve"> </w:t>
-      </w:r>
-      <w:r>
-        <w:t xml:space="preserve">to achieve</w:t>
-      </w:r>
-      <w:r>
-        <w:t xml:space="preserve"> </w:t>
-      </w:r>
-      <w:r>
-        <w:t xml:space="preserve">[</w:t>
-      </w:r>
-      <w:r>
-        <w:t xml:space="preserve">specific</w:t>
-      </w:r>
-      <w:r>
-        <w:t xml:space="preserve"> </w:t>
-      </w:r>
-      <w:r>
-        <w:t xml:space="preserve">goal</w:t>
-      </w:r>
-      <w:r>
-        <w:t xml:space="preserve">]</w:t>
-      </w:r>
-      <w:r>
-        <w:t xml:space="preserve">.</w:t>
+        <w:t xml:space="preserve">Role supporting a property manager/developer with generating inventory</w:t>
+      </w:r>
+      <w:r>
+        <w:t xml:space="preserve"> </w:t>
+      </w:r>
+      <w:r>
+        <w:t xml:space="preserve">reports pre- and post-occupancy. Required photography and the</w:t>
+      </w:r>
+      <w:r>
+        <w:t xml:space="preserve"> </w:t>
+      </w:r>
+      <w:r>
+        <w:t xml:space="preserve">generation of reports using the Inventory Hive software and service.</w:t>
+      </w:r>
+    </w:p>
+    <w:bookmarkEnd w:id="18"/>
+    <w:bookmarkStart w:id="19" w:name="X35ac88a4c262281d751b6f7c19d12aabd04824c"/>
+    <w:p>
+      <w:pPr>
+        <w:pStyle w:val="Heading3"/>
+      </w:pPr>
+      <w:r>
+        <w:t xml:space="preserve">Special Educational Needs Learning Support</w:t>
+      </w:r>
+      <w:r>
+        <w:t xml:space="preserve"> </w:t>
+      </w:r>
+      <w:r>
+        <w:t xml:space="preserve">Assistant</w:t>
       </w:r>
     </w:p>
     <w:p>
@@ -620,133 +275,7 @@
         <w:pStyle w:val="FirstParagraph"/>
       </w:pPr>
       <w:r>
-        <w:rPr>
-          <w:rStyle w:val="VerbatimChar"/>
-        </w:rPr>
-        <w:t xml:space="preserve">2024-</w:t>
-      </w:r>
-      <w:r>
-        <w:t xml:space="preserve"> </w:t>
-      </w:r>
-      <w:r>
-        <w:rPr>
-          <w:b/>
-          <w:bCs/>
-        </w:rPr>
-        <w:t xml:space="preserve">Administrative Support, Sangha Properties,</w:t>
-      </w:r>
-      <w:r>
-        <w:rPr>
-          <w:b/>
-          <w:bCs/>
-        </w:rPr>
-        <w:t xml:space="preserve"> </w:t>
-      </w:r>
-      <w:r>
-        <w:rPr>
-          <w:b/>
-          <w:bCs/>
-        </w:rPr>
-        <w:t xml:space="preserve">Leicester, UK</w:t>
-      </w:r>
-      <w:r>
-        <w:t xml:space="preserve"> </w:t>
-      </w:r>
-      <w:r>
-        <w:t xml:space="preserve">&gt; Role supporting a property</w:t>
-      </w:r>
-      <w:r>
-        <w:t xml:space="preserve"> </w:t>
-      </w:r>
-      <w:r>
-        <w:t xml:space="preserve">manager/developer with generating inventory reports pre- and</w:t>
-      </w:r>
-      <w:r>
-        <w:t xml:space="preserve"> </w:t>
-      </w:r>
-      <w:r>
-        <w:t xml:space="preserve">post-occupancy. Required photography and the generation of reports using</w:t>
-      </w:r>
-      <w:r>
-        <w:t xml:space="preserve"> </w:t>
-      </w:r>
-      <w:r>
-        <w:t xml:space="preserve">the Inventory Hive software and service.</w:t>
-      </w:r>
-    </w:p>
-    <w:bookmarkEnd w:id="18"/>
-    <w:bookmarkStart w:id="19" w:name="previous-job-title"/>
-    <w:p>
-      <w:pPr>
-        <w:pStyle w:val="Heading3"/>
-      </w:pPr>
-      <w:r>
-        <w:t xml:space="preserve">[</w:t>
-      </w:r>
-      <w:r>
-        <w:t xml:space="preserve">Previous Job Title</w:t>
-      </w:r>
-      <w:r>
-        <w:t xml:space="preserve">]</w:t>
-      </w:r>
-    </w:p>
-    <w:p>
-      <w:pPr>
-        <w:pStyle w:val="FirstParagraph"/>
-      </w:pPr>
-      <w:r>
-        <w:t xml:space="preserve">[</w:t>
-      </w:r>
-      <w:r>
-        <w:t xml:space="preserve">Previous Company</w:t>
-      </w:r>
-      <w:r>
-        <w:t xml:space="preserve">]</w:t>
-      </w:r>
-      <w:r>
-        <w:t xml:space="preserve">,</w:t>
-      </w:r>
-      <w:r>
-        <w:t xml:space="preserve"> </w:t>
-      </w:r>
-      <w:r>
-        <w:t xml:space="preserve">[</w:t>
-      </w:r>
-      <w:r>
-        <w:t xml:space="preserve">City, State</w:t>
-      </w:r>
-      <w:r>
-        <w:t xml:space="preserve">]</w:t>
-      </w:r>
-      <w:r>
-        <w:br/>
-      </w:r>
-      <w:r>
-        <w:t xml:space="preserve">[</w:t>
-      </w:r>
-      <w:r>
-        <w:t xml:space="preserve">Month, Year</w:t>
-      </w:r>
-      <w:r>
-        <w:t xml:space="preserve">]</w:t>
-      </w:r>
-      <w:r>
-        <w:t xml:space="preserve"> </w:t>
-      </w:r>
-      <w:r>
-        <w:t xml:space="preserve">-</w:t>
-      </w:r>
-      <w:r>
-        <w:t xml:space="preserve"> </w:t>
-      </w:r>
-      <w:r>
-        <w:t xml:space="preserve">[</w:t>
-      </w:r>
-      <w:r>
-        <w:t xml:space="preserve">Month, Year</w:t>
-      </w:r>
-      <w:r>
-        <w:t xml:space="preserve">]</w:t>
+        <w:t xml:space="preserve">Progress Teachers, Castle Donington, UK 2024</w:t>
       </w:r>
     </w:p>
     <w:p>
@@ -757,83 +286,37 @@
         </w:numPr>
       </w:pPr>
       <w:r>
-        <w:t xml:space="preserve">Assisted in</w:t>
-      </w:r>
-      <w:r>
-        <w:t xml:space="preserve"> </w:t>
-      </w:r>
-      <w:r>
-        <w:t xml:space="preserve">[</w:t>
-      </w:r>
-      <w:r>
-        <w:t xml:space="preserve">specific project or task</w:t>
-      </w:r>
-      <w:r>
-        <w:t xml:space="preserve">]</w:t>
-      </w:r>
-      <w:r>
-        <w:t xml:space="preserve">.</w:t>
-      </w:r>
-    </w:p>
-    <w:p>
-      <w:pPr>
-        <w:numPr>
-          <w:ilvl w:val="0"/>
-          <w:numId w:val="1002"/>
-        </w:numPr>
-      </w:pPr>
-      <w:r>
-        <w:t xml:space="preserve">Improved</w:t>
-      </w:r>
-      <w:r>
-        <w:t xml:space="preserve"> </w:t>
-      </w:r>
-      <w:r>
-        <w:t xml:space="preserve">[</w:t>
-      </w:r>
-      <w:r>
-        <w:t xml:space="preserve">specific process or metric</w:t>
-      </w:r>
-      <w:r>
-        <w:t xml:space="preserve">]</w:t>
-      </w:r>
-      <w:r>
-        <w:t xml:space="preserve"> </w:t>
-      </w:r>
-      <w:r>
-        <w:t xml:space="preserve">by</w:t>
-      </w:r>
-      <w:r>
-        <w:t xml:space="preserve"> </w:t>
-      </w:r>
-      <w:r>
-        <w:t xml:space="preserve">[</w:t>
-      </w:r>
-      <w:r>
-        <w:t xml:space="preserve">percentage or</w:t>
-      </w:r>
-      <w:r>
-        <w:t xml:space="preserve"> </w:t>
-      </w:r>
-      <w:r>
-        <w:t xml:space="preserve">outcome</w:t>
-      </w:r>
-      <w:r>
-        <w:t xml:space="preserve">]</w:t>
-      </w:r>
-      <w:r>
-        <w:t xml:space="preserve">.</w:t>
+        <w:t xml:space="preserve">Two months role as a SEN LSA in a secondary school in Loughborough.</w:t>
+      </w:r>
+      <w:r>
+        <w:t xml:space="preserve"> </w:t>
+      </w:r>
+      <w:r>
+        <w:t xml:space="preserve">Focused on 1:1 support with pupils with Special Educational Needs.</w:t>
       </w:r>
     </w:p>
     <w:bookmarkEnd w:id="19"/>
-    <w:bookmarkEnd w:id="20"/>
-    <w:bookmarkStart w:id="21" w:name="skills"/>
-    <w:p>
-      <w:pPr>
-        <w:pStyle w:val="Heading2"/>
-      </w:pPr>
-      <w:r>
-        <w:t xml:space="preserve">Skills</w:t>
+    <w:bookmarkStart w:id="20" w:name="graduate-tutor"/>
+    <w:p>
+      <w:pPr>
+        <w:pStyle w:val="Heading3"/>
+      </w:pPr>
+      <w:r>
+        <w:t xml:space="preserve">Graduate Tutor</w:t>
+      </w:r>
+    </w:p>
+    <w:p>
+      <w:pPr>
+        <w:pStyle w:val="FirstParagraph"/>
+      </w:pPr>
+      <w:r>
+        <w:t xml:space="preserve">School of Archaeology and Ancient History, University of Leicester, UK</w:t>
+      </w:r>
+      <w:r>
+        <w:t xml:space="preserve"> </w:t>
+      </w:r>
+      <w:r>
+        <w:t xml:space="preserve">2022-2023</w:t>
       </w:r>
     </w:p>
     <w:p>
@@ -844,120 +327,57 @@
         </w:numPr>
       </w:pPr>
       <w:r>
-        <w:rPr>
-          <w:b/>
-          <w:bCs/>
-        </w:rPr>
-        <w:t xml:space="preserve">Technical Skills:</w:t>
-      </w:r>
-      <w:r>
-        <w:t xml:space="preserve"> </w:t>
-      </w:r>
-      <w:r>
-        <w:t xml:space="preserve">[</w:t>
-      </w:r>
-      <w:r>
-        <w:t xml:space="preserve">Skill 1</w:t>
-      </w:r>
-      <w:r>
-        <w:t xml:space="preserve">]</w:t>
-      </w:r>
-      <w:r>
-        <w:t xml:space="preserve">,</w:t>
-      </w:r>
-      <w:r>
-        <w:t xml:space="preserve"> </w:t>
-      </w:r>
-      <w:r>
-        <w:t xml:space="preserve">[</w:t>
-      </w:r>
-      <w:r>
-        <w:t xml:space="preserve">Skill 2</w:t>
-      </w:r>
-      <w:r>
-        <w:t xml:space="preserve">]</w:t>
-      </w:r>
-      <w:r>
-        <w:t xml:space="preserve">,</w:t>
-      </w:r>
-      <w:r>
-        <w:t xml:space="preserve"> </w:t>
-      </w:r>
-      <w:r>
-        <w:t xml:space="preserve">[</w:t>
-      </w:r>
-      <w:r>
-        <w:t xml:space="preserve">Skill 3</w:t>
-      </w:r>
-      <w:r>
-        <w:t xml:space="preserve">]</w:t>
-      </w:r>
-    </w:p>
-    <w:p>
-      <w:pPr>
-        <w:numPr>
-          <w:ilvl w:val="0"/>
-          <w:numId w:val="1003"/>
-        </w:numPr>
-      </w:pPr>
-      <w:r>
-        <w:rPr>
-          <w:b/>
-          <w:bCs/>
-        </w:rPr>
-        <w:t xml:space="preserve">Soft Skills:</w:t>
-      </w:r>
-      <w:r>
-        <w:t xml:space="preserve"> </w:t>
-      </w:r>
-      <w:r>
-        <w:t xml:space="preserve">[</w:t>
-      </w:r>
-      <w:r>
-        <w:t xml:space="preserve">Skill 1</w:t>
-      </w:r>
-      <w:r>
-        <w:t xml:space="preserve">]</w:t>
-      </w:r>
-      <w:r>
-        <w:t xml:space="preserve">,</w:t>
-      </w:r>
-      <w:r>
-        <w:t xml:space="preserve"> </w:t>
-      </w:r>
-      <w:r>
-        <w:t xml:space="preserve">[</w:t>
-      </w:r>
-      <w:r>
-        <w:t xml:space="preserve">Skill 2</w:t>
-      </w:r>
-      <w:r>
-        <w:t xml:space="preserve">]</w:t>
-      </w:r>
-      <w:r>
-        <w:t xml:space="preserve">,</w:t>
-      </w:r>
-      <w:r>
-        <w:t xml:space="preserve"> </w:t>
-      </w:r>
-      <w:r>
-        <w:t xml:space="preserve">[</w:t>
-      </w:r>
-      <w:r>
-        <w:t xml:space="preserve">Skill 3</w:t>
-      </w:r>
-      <w:r>
-        <w:t xml:space="preserve">]</w:t>
-      </w:r>
-    </w:p>
-    <w:bookmarkEnd w:id="21"/>
-    <w:bookmarkStart w:id="22" w:name="certifications"/>
-    <w:p>
-      <w:pPr>
-        <w:pStyle w:val="Heading2"/>
-      </w:pPr>
-      <w:r>
-        <w:t xml:space="preserve">Certifications</w:t>
+        <w:t xml:space="preserve">Full academic year teaching role delivering tutorials to first and</w:t>
+      </w:r>
+      <w:r>
+        <w:t xml:space="preserve"> </w:t>
+      </w:r>
+      <w:r>
+        <w:t xml:space="preserve">second year undergraduates in Archaeology. Taught 3 modules,</w:t>
+      </w:r>
+      <w:r>
+        <w:t xml:space="preserve"> </w:t>
+      </w:r>
+      <w:r>
+        <w:t xml:space="preserve">comprising: World Archaeology AD; Archaeology: The Essentials;</w:t>
+      </w:r>
+      <w:r>
+        <w:t xml:space="preserve"> </w:t>
+      </w:r>
+      <w:r>
+        <w:t xml:space="preserve">Archaeological Geomatics.</w:t>
+      </w:r>
+    </w:p>
+    <w:bookmarkEnd w:id="20"/>
+    <w:bookmarkStart w:id="23" w:name="scholars-programme-tutor"/>
+    <w:p>
+      <w:pPr>
+        <w:pStyle w:val="Heading3"/>
+      </w:pPr>
+      <w:r>
+        <w:t xml:space="preserve">Scholar’s Programme</w:t>
+      </w:r>
+      <w:r>
+        <w:t xml:space="preserve"> </w:t>
+      </w:r>
+      <w:r>
+        <w:t xml:space="preserve">Tutor</w:t>
+      </w:r>
+    </w:p>
+    <w:p>
+      <w:pPr>
+        <w:pStyle w:val="FirstParagraph"/>
+      </w:pPr>
+      <w:hyperlink r:id="rId21">
+        <w:r>
+          <w:rPr>
+            <w:rStyle w:val="Hyperlink"/>
+          </w:rPr>
+          <w:t xml:space="preserve">The Brilliant Club</w:t>
+        </w:r>
+      </w:hyperlink>
+      <w:r>
+        <w:t xml:space="preserve">, UK 2021</w:t>
       </w:r>
     </w:p>
     <w:p>
@@ -968,46 +388,41 @@
         </w:numPr>
       </w:pPr>
       <w:r>
-        <w:t xml:space="preserve">[</w:t>
-      </w:r>
-      <w:r>
-        <w:t xml:space="preserve">Certification Name</w:t>
-      </w:r>
-      <w:r>
-        <w:t xml:space="preserve">]</w:t>
-      </w:r>
-      <w:r>
-        <w:t xml:space="preserve">,</w:t>
-      </w:r>
-      <w:r>
-        <w:t xml:space="preserve"> </w:t>
-      </w:r>
-      <w:r>
-        <w:t xml:space="preserve">[</w:t>
-      </w:r>
-      <w:r>
-        <w:t xml:space="preserve">Issuing Organization</w:t>
-      </w:r>
-      <w:r>
-        <w:t xml:space="preserve">]</w:t>
-      </w:r>
-      <w:r>
-        <w:t xml:space="preserve"> </w:t>
-      </w:r>
-      <w:r>
-        <w:t xml:space="preserve">-</w:t>
-      </w:r>
-      <w:r>
-        <w:t xml:space="preserve"> </w:t>
-      </w:r>
-      <w:r>
-        <w:t xml:space="preserve">[</w:t>
-      </w:r>
-      <w:r>
-        <w:t xml:space="preserve">Year</w:t>
-      </w:r>
-      <w:r>
-        <w:t xml:space="preserve">]</w:t>
+        <w:t xml:space="preserve">Delivered university-style course</w:t>
+      </w:r>
+      <w:r>
+        <w:t xml:space="preserve"> </w:t>
+      </w:r>
+      <w:r>
+        <w:rPr>
+          <w:b/>
+          <w:bCs/>
+        </w:rPr>
+        <w:t xml:space="preserve">How to Make a Museum</w:t>
+      </w:r>
+      <w:r>
+        <w:t xml:space="preserve"> </w:t>
+      </w:r>
+      <w:r>
+        <w:t xml:space="preserve">to two</w:t>
+      </w:r>
+      <w:r>
+        <w:t xml:space="preserve"> </w:t>
+      </w:r>
+      <w:r>
+        <w:t xml:space="preserve">groups of KS2 pupils. Course considered the purpose and origin of</w:t>
+      </w:r>
+      <w:r>
+        <w:t xml:space="preserve"> </w:t>
+      </w:r>
+      <w:r>
+        <w:t xml:space="preserve">museums, museum and archaeological ethics, and featured a range of</w:t>
+      </w:r>
+      <w:r>
+        <w:t xml:space="preserve"> </w:t>
+      </w:r>
+      <w:r>
+        <w:t xml:space="preserve">museological and archaeological case studies.</w:t>
       </w:r>
     </w:p>
     <w:p>
@@ -1018,56 +433,60 @@
         </w:numPr>
       </w:pPr>
       <w:r>
-        <w:t xml:space="preserve">[</w:t>
-      </w:r>
-      <w:r>
-        <w:t xml:space="preserve">Certification Name</w:t>
-      </w:r>
-      <w:r>
-        <w:t xml:space="preserve">]</w:t>
-      </w:r>
-      <w:r>
-        <w:t xml:space="preserve">,</w:t>
-      </w:r>
-      <w:r>
-        <w:t xml:space="preserve"> </w:t>
-      </w:r>
-      <w:r>
-        <w:t xml:space="preserve">[</w:t>
-      </w:r>
-      <w:r>
-        <w:t xml:space="preserve">Issuing Organization</w:t>
-      </w:r>
-      <w:r>
-        <w:t xml:space="preserve">]</w:t>
-      </w:r>
-      <w:r>
-        <w:t xml:space="preserve"> </w:t>
-      </w:r>
-      <w:r>
-        <w:t xml:space="preserve">-</w:t>
-      </w:r>
-      <w:r>
-        <w:t xml:space="preserve"> </w:t>
-      </w:r>
-      <w:r>
-        <w:t xml:space="preserve">[</w:t>
-      </w:r>
-      <w:r>
-        <w:t xml:space="preserve">Year</w:t>
-      </w:r>
-      <w:r>
-        <w:t xml:space="preserve">]</w:t>
-      </w:r>
-    </w:p>
-    <w:bookmarkEnd w:id="22"/>
-    <w:bookmarkStart w:id="23" w:name="projects"/>
-    <w:p>
-      <w:pPr>
-        <w:pStyle w:val="Heading2"/>
-      </w:pPr>
-      <w:r>
-        <w:t xml:space="preserve">Projects</w:t>
+        <w:t xml:space="preserve">Placement required completion of</w:t>
+      </w:r>
+      <w:r>
+        <w:t xml:space="preserve"> </w:t>
+      </w:r>
+      <w:hyperlink r:id="rId22">
+        <w:r>
+          <w:rPr>
+            <w:rStyle w:val="Hyperlink"/>
+          </w:rPr>
+          <w:t xml:space="preserve">training</w:t>
+        </w:r>
+        <w:r>
+          <w:rPr>
+            <w:rStyle w:val="Hyperlink"/>
+          </w:rPr>
+          <w:t xml:space="preserve"> </w:t>
+        </w:r>
+        <w:r>
+          <w:rPr>
+            <w:rStyle w:val="Hyperlink"/>
+          </w:rPr>
+          <w:t xml:space="preserve">modules</w:t>
+        </w:r>
+      </w:hyperlink>
+      <w:r>
+        <w:t xml:space="preserve"> </w:t>
+      </w:r>
+      <w:r>
+        <w:t xml:space="preserve">with skills relevant to both to school and university-level</w:t>
+      </w:r>
+      <w:r>
+        <w:t xml:space="preserve"> </w:t>
+      </w:r>
+      <w:r>
+        <w:t xml:space="preserve">teaching.</w:t>
+      </w:r>
+    </w:p>
+    <w:bookmarkEnd w:id="23"/>
+    <w:bookmarkStart w:id="24" w:name="support-worker"/>
+    <w:p>
+      <w:pPr>
+        <w:pStyle w:val="Heading3"/>
+      </w:pPr>
+      <w:r>
+        <w:t xml:space="preserve">Support Worker</w:t>
+      </w:r>
+    </w:p>
+    <w:p>
+      <w:pPr>
+        <w:pStyle w:val="FirstParagraph"/>
+      </w:pPr>
+      <w:r>
+        <w:t xml:space="preserve">Summercare, Westcliff-on-Sea, Essex, UK 2017-2020</w:t>
       </w:r>
     </w:p>
     <w:p>
@@ -1078,82 +497,151 @@
         </w:numPr>
       </w:pPr>
       <w:r>
-        <w:rPr>
-          <w:b/>
-          <w:bCs/>
-        </w:rPr>
-        <w:t xml:space="preserve">[</w:t>
-      </w:r>
-      <w:r>
-        <w:rPr>
-          <w:b/>
-          <w:bCs/>
-        </w:rPr>
-        <w:t xml:space="preserve">Project Name</w:t>
-      </w:r>
-      <w:r>
-        <w:rPr>
-          <w:b/>
-          <w:bCs/>
-        </w:rPr>
-        <w:t xml:space="preserve">]</w:t>
-      </w:r>
-      <w:r>
-        <w:t xml:space="preserve">: Brief description of the project and your</w:t>
-      </w:r>
-      <w:r>
-        <w:t xml:space="preserve"> </w:t>
-      </w:r>
-      <w:r>
-        <w:t xml:space="preserve">role.</w:t>
+        <w:t xml:space="preserve">Support worker position working with adults with learning disabilities</w:t>
+      </w:r>
+      <w:r>
+        <w:t xml:space="preserve"> </w:t>
+      </w:r>
+      <w:r>
+        <w:t xml:space="preserve">in supported living and day centre settings.</w:t>
+      </w:r>
+    </w:p>
+    <w:bookmarkEnd w:id="24"/>
+    <w:bookmarkStart w:id="25" w:name="field-archaeologist"/>
+    <w:p>
+      <w:pPr>
+        <w:pStyle w:val="Heading3"/>
+      </w:pPr>
+      <w:r>
+        <w:t xml:space="preserve">Field Archaeologist</w:t>
+      </w:r>
+    </w:p>
+    <w:p>
+      <w:pPr>
+        <w:pStyle w:val="FirstParagraph"/>
+      </w:pPr>
+      <w:r>
+        <w:t xml:space="preserve">Cambridge Archaeological Unit, University of Cambridge, UK 2019</w:t>
       </w:r>
     </w:p>
     <w:p>
       <w:pPr>
         <w:numPr>
           <w:ilvl w:val="0"/>
-          <w:numId w:val="1005"/>
+          <w:numId w:val="1006"/>
         </w:numPr>
       </w:pPr>
       <w:r>
-        <w:rPr>
-          <w:b/>
-          <w:bCs/>
-        </w:rPr>
-        <w:t xml:space="preserve">[</w:t>
-      </w:r>
-      <w:r>
-        <w:rPr>
-          <w:b/>
-          <w:bCs/>
-        </w:rPr>
-        <w:t xml:space="preserve">Project Name</w:t>
-      </w:r>
-      <w:r>
-        <w:rPr>
-          <w:b/>
-          <w:bCs/>
-        </w:rPr>
-        <w:t xml:space="preserve">]</w:t>
-      </w:r>
-      <w:r>
-        <w:t xml:space="preserve">: Brief description of the project and your</w:t>
-      </w:r>
-      <w:r>
-        <w:t xml:space="preserve"> </w:t>
-      </w:r>
-      <w:r>
-        <w:t xml:space="preserve">role.</w:t>
-      </w:r>
-    </w:p>
-    <w:bookmarkEnd w:id="23"/>
-    <w:bookmarkStart w:id="26" w:name="contact"/>
+        <w:t xml:space="preserve">Excavation, recording of data, drawing, photography, sampling, finds</w:t>
+      </w:r>
+      <w:r>
+        <w:t xml:space="preserve"> </w:t>
+      </w:r>
+      <w:r>
+        <w:t xml:space="preserve">identification and recovery, implementation of and compliance with</w:t>
+      </w:r>
+      <w:r>
+        <w:t xml:space="preserve"> </w:t>
+      </w:r>
+      <w:r>
+        <w:t xml:space="preserve">health and safety policy. Experience driving company vehicles.</w:t>
+      </w:r>
+    </w:p>
+    <w:bookmarkEnd w:id="25"/>
+    <w:bookmarkStart w:id="26" w:name="trainee-archaeologist"/>
+    <w:p>
+      <w:pPr>
+        <w:pStyle w:val="Heading3"/>
+      </w:pPr>
+      <w:r>
+        <w:t xml:space="preserve">Trainee Archaeologist</w:t>
+      </w:r>
+    </w:p>
+    <w:p>
+      <w:pPr>
+        <w:pStyle w:val="FirstParagraph"/>
+      </w:pPr>
+      <w:r>
+        <w:t xml:space="preserve">Cotswold Archaeology, Milton Keynes, UK 2018-2019</w:t>
+      </w:r>
+    </w:p>
+    <w:p>
+      <w:pPr>
+        <w:numPr>
+          <w:ilvl w:val="0"/>
+          <w:numId w:val="1007"/>
+        </w:numPr>
+      </w:pPr>
+      <w:r>
+        <w:t xml:space="preserve">Successfully completed full trainee programme plus development log</w:t>
+      </w:r>
+      <w:r>
+        <w:t xml:space="preserve"> </w:t>
+      </w:r>
+      <w:r>
+        <w:t xml:space="preserve">which demonstrates competency in all areas of excavation, the</w:t>
+      </w:r>
+      <w:r>
+        <w:t xml:space="preserve"> </w:t>
+      </w:r>
+      <w:r>
+        <w:t xml:space="preserve">recording of investigation data, drawing, photography, the taking and</w:t>
+      </w:r>
+      <w:r>
+        <w:t xml:space="preserve"> </w:t>
+      </w:r>
+      <w:r>
+        <w:t xml:space="preserve">reducing of levels, sampling, finds identification and recovery, GPS</w:t>
+      </w:r>
+      <w:r>
+        <w:t xml:space="preserve"> </w:t>
+      </w:r>
+      <w:r>
+        <w:t xml:space="preserve">survey and Leica Captivate system, implementation of and compliance</w:t>
+      </w:r>
+      <w:r>
+        <w:t xml:space="preserve"> </w:t>
+      </w:r>
+      <w:r>
+        <w:t xml:space="preserve">with health and safety policy. Manual handling, fire awareness,</w:t>
+      </w:r>
+      <w:r>
+        <w:t xml:space="preserve"> </w:t>
+      </w:r>
+      <w:r>
+        <w:t xml:space="preserve">asbestos awareness and CAT &amp; Genny training received. Experience</w:t>
+      </w:r>
+      <w:r>
+        <w:t xml:space="preserve"> </w:t>
+      </w:r>
+      <w:r>
+        <w:t xml:space="preserve">driving company vehicles.</w:t>
+      </w:r>
+    </w:p>
+    <w:bookmarkEnd w:id="26"/>
+    <w:bookmarkEnd w:id="27"/>
+    <w:bookmarkStart w:id="30" w:name="research-placements"/>
     <w:p>
       <w:pPr>
         <w:pStyle w:val="Heading2"/>
       </w:pPr>
       <w:r>
-        <w:t xml:space="preserve">Contact</w:t>
+        <w:t xml:space="preserve">Research Placements</w:t>
+      </w:r>
+    </w:p>
+    <w:bookmarkStart w:id="29" w:name="Xfacf241f6a2abc5dd6faa8e112f6e4931071aa1"/>
+    <w:p>
+      <w:pPr>
+        <w:pStyle w:val="Heading3"/>
+      </w:pPr>
+      <w:r>
+        <w:t xml:space="preserve">Curatorial Placement, Sainsbury Centre for Visual</w:t>
+      </w:r>
+      <w:r>
+        <w:t xml:space="preserve"> </w:t>
+      </w:r>
+      <w:r>
+        <w:t xml:space="preserve">Arts</w:t>
       </w:r>
     </w:p>
     <w:p>
@@ -1161,64 +649,1110 @@
         <w:pStyle w:val="FirstParagraph"/>
       </w:pPr>
       <w:r>
-        <w:t xml:space="preserve">Please get in touch via</w:t>
-      </w:r>
-      <w:r>
-        <w:t xml:space="preserve"> </w:t>
-      </w:r>
-      <w:hyperlink r:id="rId24">
+        <w:t xml:space="preserve">Sainsbury Centre for Visual Arts, UEA, Norwich, UK 2023-2024</w:t>
+      </w:r>
+    </w:p>
+    <w:p>
+      <w:pPr>
+        <w:numPr>
+          <w:ilvl w:val="0"/>
+          <w:numId w:val="1008"/>
+        </w:numPr>
+      </w:pPr>
+      <w:r>
+        <w:t xml:space="preserve">Undertook a six month placement through my PhD programme at the</w:t>
+      </w:r>
+      <w:r>
+        <w:t xml:space="preserve"> </w:t>
+      </w:r>
+      <w:r>
+        <w:t xml:space="preserve">Sainsbury Centre in Norwich. In this placement I helped research and</w:t>
+      </w:r>
+      <w:r>
+        <w:t xml:space="preserve"> </w:t>
+      </w:r>
+      <w:r>
+        <w:t xml:space="preserve">deliver a six-month exhibition season called</w:t>
+      </w:r>
+      <w:r>
+        <w:t xml:space="preserve"> </w:t>
+      </w:r>
+      <w:hyperlink r:id="rId28">
         <w:r>
           <w:rPr>
             <w:rStyle w:val="Hyperlink"/>
           </w:rPr>
-          <w:t xml:space="preserve">email</w:t>
+          <w:t xml:space="preserve">“What</w:t>
         </w:r>
-      </w:hyperlink>
-      <w:r>
-        <w:t xml:space="preserve"> </w:t>
-      </w:r>
-      <w:r>
-        <w:t xml:space="preserve">and find</w:t>
-      </w:r>
-      <w:r>
-        <w:t xml:space="preserve"> </w:t>
-      </w:r>
-      <w:r>
-        <w:t xml:space="preserve">me on</w:t>
-      </w:r>
-      <w:r>
-        <w:t xml:space="preserve"> </w:t>
-      </w:r>
-      <w:hyperlink r:id="rId11">
         <w:r>
           <w:rPr>
             <w:rStyle w:val="Hyperlink"/>
           </w:rPr>
-          <w:t xml:space="preserve">GitHub</w:t>
+          <w:t xml:space="preserve"> </w:t>
         </w:r>
-      </w:hyperlink>
-      <w:r>
-        <w:t xml:space="preserve"> </w:t>
-      </w:r>
-      <w:r>
-        <w:t xml:space="preserve">or</w:t>
-      </w:r>
-      <w:r>
-        <w:t xml:space="preserve"> </w:t>
-      </w:r>
-      <w:hyperlink r:id="rId25">
         <w:r>
           <w:rPr>
             <w:rStyle w:val="Hyperlink"/>
           </w:rPr>
-          <w:t xml:space="preserve">LinkedIn</w:t>
+          <w:t xml:space="preserve">is Truth?”</w:t>
         </w:r>
       </w:hyperlink>
       <w:r>
+        <w:t xml:space="preserve">, particularly focused on two exhibitions within this,</w:t>
+      </w:r>
+      <w:r>
+        <w:t xml:space="preserve"> </w:t>
+      </w:r>
+      <w:r>
+        <w:t xml:space="preserve">focused on the work of artist Jeffrey Gibson and an exhibition titled</w:t>
+      </w:r>
+      <w:r>
+        <w:t xml:space="preserve"> </w:t>
+      </w:r>
+      <w:r>
+        <w:t xml:space="preserve">Liquid Gender, which examined fluid gender identities, and indigenous</w:t>
+      </w:r>
+      <w:r>
+        <w:t xml:space="preserve"> </w:t>
+      </w:r>
+      <w:r>
+        <w:t xml:space="preserve">and afro-futurism.</w:t>
+      </w:r>
+    </w:p>
+    <w:bookmarkEnd w:id="29"/>
+    <w:bookmarkEnd w:id="30"/>
+    <w:bookmarkStart w:id="37" w:name="archaeological-fieldwork-experience"/>
+    <w:p>
+      <w:pPr>
+        <w:pStyle w:val="Heading2"/>
+      </w:pPr>
+      <w:r>
+        <w:t xml:space="preserve">Archaeological Fieldwork</w:t>
+      </w:r>
+      <w:r>
+        <w:t xml:space="preserve"> </w:t>
+      </w:r>
+      <w:r>
+        <w:t xml:space="preserve">Experience</w:t>
+      </w:r>
+    </w:p>
+    <w:bookmarkStart w:id="31" w:name="Xe6536b96c18e8df95852d35610194cff874614a"/>
+    <w:p>
+      <w:pPr>
+        <w:pStyle w:val="Heading3"/>
+      </w:pPr>
+      <w:r>
+        <w:rPr>
+          <w:b/>
+          <w:bCs/>
+        </w:rPr>
+        <w:t xml:space="preserve">Rebun Island Field School,</w:t>
+      </w:r>
+      <w:r>
+        <w:rPr>
+          <w:b/>
+          <w:bCs/>
+        </w:rPr>
+        <w:t xml:space="preserve"> </w:t>
+      </w:r>
+      <w:r>
+        <w:rPr>
+          <w:b/>
+          <w:bCs/>
+        </w:rPr>
+        <w:t xml:space="preserve">Hokkaido, Japan</w:t>
+      </w:r>
+      <w:r>
+        <w:t xml:space="preserve"> </w:t>
+      </w:r>
+      <w:r>
+        <w:t xml:space="preserve">Graduate</w:t>
+      </w:r>
+      <w:r>
+        <w:t xml:space="preserve"> </w:t>
+      </w:r>
+      <w:r>
+        <w:t xml:space="preserve">Volunteer</w:t>
+      </w:r>
+    </w:p>
+    <w:p>
+      <w:pPr>
+        <w:pStyle w:val="FirstParagraph"/>
+      </w:pPr>
+      <w:r>
+        <w:t xml:space="preserve">2018 - Focused on the excavation of a multi-period hunter-gatherer site</w:t>
+      </w:r>
+      <w:r>
+        <w:t xml:space="preserve"> </w:t>
+      </w:r>
+      <w:r>
+        <w:t xml:space="preserve">in the Sea of Japan with occupation from the Jomon to Historical Ainu</w:t>
+      </w:r>
+      <w:r>
+        <w:t xml:space="preserve"> </w:t>
+      </w:r>
+      <w:r>
+        <w:t xml:space="preserve">period. Incorporated excavation, dumpy level survey, hand planning,</w:t>
+      </w:r>
+      <w:r>
+        <w:t xml:space="preserve"> </w:t>
+      </w:r>
+      <w:r>
+        <w:t xml:space="preserve">section recording and identification of finds.</w:t>
+      </w:r>
+    </w:p>
+    <w:bookmarkEnd w:id="31"/>
+    <w:bookmarkStart w:id="32" w:name="X0f5f692dc6f4c109be6762647d53bca2c635e59"/>
+    <w:p>
+      <w:pPr>
+        <w:pStyle w:val="Heading3"/>
+      </w:pPr>
+      <w:r>
+        <w:rPr>
+          <w:b/>
+          <w:bCs/>
+        </w:rPr>
+        <w:t xml:space="preserve">Ardnamurchan Transitions Project,</w:t>
+      </w:r>
+      <w:r>
+        <w:rPr>
+          <w:b/>
+          <w:bCs/>
+        </w:rPr>
+        <w:t xml:space="preserve"> </w:t>
+      </w:r>
+      <w:r>
+        <w:rPr>
+          <w:b/>
+          <w:bCs/>
+        </w:rPr>
+        <w:t xml:space="preserve">Scotland,</w:t>
+      </w:r>
+      <w:r>
+        <w:t xml:space="preserve"> </w:t>
+      </w:r>
+      <w:r>
+        <w:t xml:space="preserve">Field School</w:t>
+      </w:r>
+      <w:r>
+        <w:t xml:space="preserve"> </w:t>
+      </w:r>
+      <w:r>
+        <w:t xml:space="preserve">Participant</w:t>
+      </w:r>
+    </w:p>
+    <w:p>
+      <w:pPr>
+        <w:pStyle w:val="FirstParagraph"/>
+      </w:pPr>
+      <w:r>
+        <w:t xml:space="preserve">2016 - Focused upon excavation of an Iron Age dun and test-pitting</w:t>
+      </w:r>
+      <w:r>
+        <w:t xml:space="preserve"> </w:t>
+      </w:r>
+      <w:r>
+        <w:t xml:space="preserve">across the wider landscape. Incorporated excavation, total station and</w:t>
+      </w:r>
+      <w:r>
+        <w:t xml:space="preserve"> </w:t>
+      </w:r>
+      <w:r>
+        <w:t xml:space="preserve">GPS survey, hand planning, section recording and identification of</w:t>
+      </w:r>
+      <w:r>
+        <w:t xml:space="preserve"> </w:t>
+      </w:r>
+      <w:r>
+        <w:t xml:space="preserve">ceramics, metals and bone.</w:t>
+      </w:r>
+    </w:p>
+    <w:bookmarkEnd w:id="32"/>
+    <w:bookmarkStart w:id="33" w:name="X78898ff9ea69a507a6bc09d8d5625c68a6b2d5c"/>
+    <w:p>
+      <w:pPr>
+        <w:pStyle w:val="Heading3"/>
+      </w:pPr>
+      <w:r>
+        <w:rPr>
+          <w:b/>
+          <w:bCs/>
+        </w:rPr>
+        <w:t xml:space="preserve">Applied Archaeology International</w:t>
+      </w:r>
+      <w:r>
+        <w:rPr>
+          <w:b/>
+          <w:bCs/>
+        </w:rPr>
+        <w:t xml:space="preserve"> </w:t>
+      </w:r>
+      <w:r>
+        <w:rPr>
+          <w:b/>
+          <w:bCs/>
+        </w:rPr>
+        <w:t xml:space="preserve">Internship, Alaska, USA</w:t>
+      </w:r>
+      <w:r>
+        <w:t xml:space="preserve"> </w:t>
+      </w:r>
+      <w:r>
+        <w:t xml:space="preserve">Intern</w:t>
+      </w:r>
+    </w:p>
+    <w:p>
+      <w:pPr>
+        <w:pStyle w:val="FirstParagraph"/>
+      </w:pPr>
+      <w:r>
+        <w:t xml:space="preserve">2016 - Indigenous archaeology internship focusing on collaborative,</w:t>
+      </w:r>
+      <w:r>
+        <w:t xml:space="preserve"> </w:t>
+      </w:r>
+      <w:r>
+        <w:t xml:space="preserve">community-based archaeology, non-invasive survey and recording</w:t>
+      </w:r>
+      <w:r>
+        <w:t xml:space="preserve"> </w:t>
+      </w:r>
+      <w:r>
+        <w:t xml:space="preserve">techniques at an Alaska Native winter village site. Mapping and survey</w:t>
+      </w:r>
+      <w:r>
+        <w:t xml:space="preserve"> </w:t>
+      </w:r>
+      <w:r>
+        <w:t xml:space="preserve">work with the US Forest Service. Post-excavation work and the</w:t>
+      </w:r>
+      <w:r>
+        <w:t xml:space="preserve"> </w:t>
+      </w:r>
+      <w:r>
+        <w:t xml:space="preserve">handling/preparation of radiocarbon and DNA samples.</w:t>
+      </w:r>
+    </w:p>
+    <w:bookmarkEnd w:id="33"/>
+    <w:bookmarkStart w:id="34" w:name="X17438e77665cef12cca31174c0b406071a023b5"/>
+    <w:p>
+      <w:pPr>
+        <w:pStyle w:val="Heading3"/>
+      </w:pPr>
+      <w:r>
+        <w:rPr>
+          <w:b/>
+          <w:bCs/>
+        </w:rPr>
+        <w:t xml:space="preserve">Mohegan Field School,</w:t>
+      </w:r>
+      <w:r>
+        <w:rPr>
+          <w:b/>
+          <w:bCs/>
+        </w:rPr>
+        <w:t xml:space="preserve"> </w:t>
+      </w:r>
+      <w:r>
+        <w:rPr>
+          <w:b/>
+          <w:bCs/>
+        </w:rPr>
+        <w:t xml:space="preserve">Connecticut, USA</w:t>
+      </w:r>
+      <w:r>
+        <w:t xml:space="preserve"> </w:t>
+      </w:r>
+      <w:r>
+        <w:t xml:space="preserve">Field School</w:t>
+      </w:r>
+      <w:r>
+        <w:t xml:space="preserve"> </w:t>
+      </w:r>
+      <w:r>
+        <w:t xml:space="preserve">Participant</w:t>
+      </w:r>
+    </w:p>
+    <w:p>
+      <w:pPr>
+        <w:pStyle w:val="FirstParagraph"/>
+      </w:pPr>
+      <w:r>
+        <w:t xml:space="preserve">2015 - Indigenous archaeology field school focusing on the collaborative</w:t>
+      </w:r>
+      <w:r>
+        <w:t xml:space="preserve"> </w:t>
+      </w:r>
+      <w:r>
+        <w:t xml:space="preserve">excavation of a 17th/18th century Native American homestead.</w:t>
+      </w:r>
+      <w:r>
+        <w:t xml:space="preserve"> </w:t>
+      </w:r>
+      <w:r>
+        <w:t xml:space="preserve">Incorporated excavation, survey, planning, recording and identification</w:t>
+      </w:r>
+      <w:r>
+        <w:t xml:space="preserve"> </w:t>
+      </w:r>
+      <w:r>
+        <w:t xml:space="preserve">of metals, ceramics, bone and post-excavation work.</w:t>
+      </w:r>
+    </w:p>
+    <w:bookmarkEnd w:id="34"/>
+    <w:bookmarkStart w:id="35" w:name="apolline-project-naples-italy-volunteer"/>
+    <w:p>
+      <w:pPr>
+        <w:pStyle w:val="Heading3"/>
+      </w:pPr>
+      <w:r>
+        <w:rPr>
+          <w:b/>
+          <w:bCs/>
+        </w:rPr>
+        <w:t xml:space="preserve">Apolline Project, Naples, Italy</w:t>
+      </w:r>
+      <w:r>
+        <w:t xml:space="preserve"> </w:t>
+      </w:r>
+      <w:r>
+        <w:t xml:space="preserve">Volunteer</w:t>
+      </w:r>
+    </w:p>
+    <w:p>
+      <w:pPr>
+        <w:pStyle w:val="FirstParagraph"/>
+      </w:pPr>
+      <w:r>
+        <w:t xml:space="preserve">2014 - Excavation of a Late Antique Roman villa near Mount Vesuvius.</w:t>
+      </w:r>
+    </w:p>
+    <w:bookmarkEnd w:id="35"/>
+    <w:bookmarkStart w:id="36" w:name="X72e92f06da52f2df836d54d74c167cba0062687"/>
+    <w:p>
+      <w:pPr>
+        <w:pStyle w:val="Heading3"/>
+      </w:pPr>
+      <w:r>
+        <w:rPr>
+          <w:b/>
+          <w:bCs/>
+        </w:rPr>
+        <w:t xml:space="preserve">Burrough Hill Project,</w:t>
+      </w:r>
+      <w:r>
+        <w:rPr>
+          <w:b/>
+          <w:bCs/>
+        </w:rPr>
+        <w:t xml:space="preserve"> </w:t>
+      </w:r>
+      <w:r>
+        <w:rPr>
+          <w:b/>
+          <w:bCs/>
+        </w:rPr>
+        <w:t xml:space="preserve">Leicestershire, UK</w:t>
+      </w:r>
+      <w:r>
+        <w:t xml:space="preserve"> </w:t>
+      </w:r>
+      <w:r>
+        <w:t xml:space="preserve">Field School</w:t>
+      </w:r>
+      <w:r>
+        <w:t xml:space="preserve"> </w:t>
+      </w:r>
+      <w:r>
+        <w:t xml:space="preserve">Participant</w:t>
+      </w:r>
+    </w:p>
+    <w:p>
+      <w:pPr>
+        <w:pStyle w:val="FirstParagraph"/>
+      </w:pPr>
+      <w:r>
+        <w:t xml:space="preserve">2014 - First year undergraduate field school at Burrough Hill Iron Age</w:t>
+      </w:r>
+      <w:r>
+        <w:t xml:space="preserve"> </w:t>
+      </w:r>
+      <w:r>
+        <w:t xml:space="preserve">hillfort.</w:t>
+      </w:r>
+    </w:p>
+    <w:bookmarkEnd w:id="36"/>
+    <w:bookmarkEnd w:id="37"/>
+    <w:bookmarkStart w:id="40" w:name="awards"/>
+    <w:p>
+      <w:pPr>
+        <w:pStyle w:val="Heading2"/>
+      </w:pPr>
+      <w:r>
+        <w:t xml:space="preserve">Awards</w:t>
+      </w:r>
+    </w:p>
+    <w:bookmarkStart w:id="38" w:name="Xc2872e9b8efe5e62bb0c11ff24d416b9139648f"/>
+    <w:p>
+      <w:pPr>
+        <w:pStyle w:val="Heading3"/>
+      </w:pPr>
+      <w:r>
+        <w:rPr>
+          <w:b/>
+          <w:bCs/>
+        </w:rPr>
+        <w:t xml:space="preserve">Samuel and Rachel May Prize,</w:t>
+      </w:r>
+      <w:r>
+        <w:rPr>
+          <w:b/>
+          <w:bCs/>
+        </w:rPr>
+        <w:t xml:space="preserve"> </w:t>
+      </w:r>
+      <w:r>
+        <w:rPr>
+          <w:b/>
+          <w:bCs/>
+        </w:rPr>
+        <w:t xml:space="preserve">University of</w:t>
+      </w:r>
+      <w:r>
+        <w:rPr>
+          <w:b/>
+          <w:bCs/>
+        </w:rPr>
+        <w:t xml:space="preserve"> </w:t>
+      </w:r>
+      <w:r>
+        <w:rPr>
+          <w:b/>
+          <w:bCs/>
+        </w:rPr>
+        <w:t xml:space="preserve">Leicester</w:t>
+      </w:r>
+    </w:p>
+    <w:p>
+      <w:pPr>
+        <w:pStyle w:val="FirstParagraph"/>
+      </w:pPr>
+      <w:r>
+        <w:t xml:space="preserve">2017 - For highest grade in Archaeology in my graduating year.</w:t>
+      </w:r>
+    </w:p>
+    <w:bookmarkEnd w:id="38"/>
+    <w:bookmarkStart w:id="39" w:name="leicester-award-university-of-leicester"/>
+    <w:p>
+      <w:pPr>
+        <w:pStyle w:val="Heading3"/>
+      </w:pPr>
+      <w:r>
+        <w:rPr>
+          <w:b/>
+          <w:bCs/>
+        </w:rPr>
+        <w:t xml:space="preserve">Leicester Award, University of</w:t>
+      </w:r>
+      <w:r>
+        <w:rPr>
+          <w:b/>
+          <w:bCs/>
+        </w:rPr>
+        <w:t xml:space="preserve"> </w:t>
+      </w:r>
+      <w:r>
+        <w:rPr>
+          <w:b/>
+          <w:bCs/>
+        </w:rPr>
+        <w:t xml:space="preserve">Leicester</w:t>
+      </w:r>
+    </w:p>
+    <w:p>
+      <w:pPr>
+        <w:pStyle w:val="FirstParagraph"/>
+      </w:pPr>
+      <w:r>
+        <w:t xml:space="preserve">2014-15 - Delivered an oral presentation and completed a career</w:t>
+      </w:r>
+      <w:r>
+        <w:t xml:space="preserve"> </w:t>
+      </w:r>
+      <w:r>
+        <w:t xml:space="preserve">development portfolio. Enhanced my communication, teamwork, planning,</w:t>
+      </w:r>
+      <w:r>
+        <w:t xml:space="preserve"> </w:t>
+      </w:r>
+      <w:r>
+        <w:t xml:space="preserve">organising, research, self-management and digital skills.</w:t>
+      </w:r>
+    </w:p>
+    <w:bookmarkEnd w:id="39"/>
+    <w:bookmarkEnd w:id="40"/>
+    <w:bookmarkStart w:id="44" w:name="committees"/>
+    <w:p>
+      <w:pPr>
+        <w:pStyle w:val="Heading2"/>
+      </w:pPr>
+      <w:r>
+        <w:t xml:space="preserve">Committees</w:t>
+      </w:r>
+    </w:p>
+    <w:bookmarkStart w:id="41" w:name="Xdf66559ffbd0f10e833ba331fd7aa06db2ee46b"/>
+    <w:p>
+      <w:pPr>
+        <w:pStyle w:val="Heading3"/>
+      </w:pPr>
+      <w:r>
+        <w:rPr>
+          <w:b/>
+          <w:bCs/>
+        </w:rPr>
+        <w:t xml:space="preserve">School of Archaeology and Ancient</w:t>
+      </w:r>
+      <w:r>
+        <w:rPr>
+          <w:b/>
+          <w:bCs/>
+        </w:rPr>
+        <w:t xml:space="preserve"> </w:t>
+      </w:r>
+      <w:r>
+        <w:rPr>
+          <w:b/>
+          <w:bCs/>
+        </w:rPr>
+        <w:t xml:space="preserve">History Wednesday Seminar Team, University of</w:t>
+      </w:r>
+      <w:r>
+        <w:rPr>
+          <w:b/>
+          <w:bCs/>
+        </w:rPr>
+        <w:t xml:space="preserve"> </w:t>
+      </w:r>
+      <w:r>
+        <w:rPr>
+          <w:b/>
+          <w:bCs/>
+        </w:rPr>
+        <w:t xml:space="preserve">Leicester</w:t>
+      </w:r>
+    </w:p>
+    <w:p>
+      <w:pPr>
+        <w:pStyle w:val="FirstParagraph"/>
+      </w:pPr>
+      <w:r>
+        <w:t xml:space="preserve">2020-2021 - Role comprised organising and hosting online seminars during</w:t>
+      </w:r>
+      <w:r>
+        <w:t xml:space="preserve"> </w:t>
+      </w:r>
+      <w:r>
+        <w:t xml:space="preserve">the 2020–2021 academic year.</w:t>
+      </w:r>
+    </w:p>
+    <w:bookmarkEnd w:id="41"/>
+    <w:bookmarkStart w:id="42" w:name="X588f47bcedbb63455f3d9a7071d63bae3a0c673"/>
+    <w:p>
+      <w:pPr>
+        <w:pStyle w:val="Heading3"/>
+      </w:pPr>
+      <w:r>
+        <w:rPr>
+          <w:b/>
+          <w:bCs/>
+        </w:rPr>
+        <w:t xml:space="preserve">University of Leicester Ancient</w:t>
+      </w:r>
+      <w:r>
+        <w:rPr>
+          <w:b/>
+          <w:bCs/>
+        </w:rPr>
+        <w:t xml:space="preserve"> </w:t>
+      </w:r>
+      <w:r>
+        <w:rPr>
+          <w:b/>
+          <w:bCs/>
+        </w:rPr>
+        <w:t xml:space="preserve">History and Archaeology Society</w:t>
+      </w:r>
+      <w:r>
+        <w:t xml:space="preserve"> </w:t>
+      </w:r>
+      <w:r>
+        <w:t xml:space="preserve">President</w:t>
+      </w:r>
+    </w:p>
+    <w:p>
+      <w:pPr>
+        <w:pStyle w:val="FirstParagraph"/>
+      </w:pPr>
+      <w:r>
+        <w:t xml:space="preserve">2016–2017 - Organisation and supervision of events, online and</w:t>
+      </w:r>
+      <w:r>
+        <w:t xml:space="preserve"> </w:t>
+      </w:r>
+      <w:r>
+        <w:t xml:space="preserve">face-to-face advertising and liaison with external companies. Leadership</w:t>
+      </w:r>
+      <w:r>
+        <w:t xml:space="preserve"> </w:t>
+      </w:r>
+      <w:r>
+        <w:t xml:space="preserve">of a committee. Used my skills and passion for archaeology to create an</w:t>
+      </w:r>
+      <w:r>
+        <w:t xml:space="preserve"> </w:t>
+      </w:r>
+      <w:r>
+        <w:t xml:space="preserve">active and supportive community for fellow students.</w:t>
+      </w:r>
+    </w:p>
+    <w:bookmarkEnd w:id="42"/>
+    <w:bookmarkStart w:id="43" w:name="Xd19201b0d52e92faa477243d4b5d86b1068cace"/>
+    <w:p>
+      <w:pPr>
+        <w:pStyle w:val="Heading3"/>
+      </w:pPr>
+      <w:r>
+        <w:rPr>
+          <w:b/>
+          <w:bCs/>
+        </w:rPr>
+        <w:t xml:space="preserve">University of Leicester Ancient</w:t>
+      </w:r>
+      <w:r>
+        <w:rPr>
+          <w:b/>
+          <w:bCs/>
+        </w:rPr>
+        <w:t xml:space="preserve"> </w:t>
+      </w:r>
+      <w:r>
+        <w:rPr>
+          <w:b/>
+          <w:bCs/>
+        </w:rPr>
+        <w:t xml:space="preserve">History and Archaeology Society</w:t>
+      </w:r>
+      <w:r>
+        <w:t xml:space="preserve"> </w:t>
+      </w:r>
+      <w:r>
+        <w:t xml:space="preserve">Publicity</w:t>
+      </w:r>
+      <w:r>
+        <w:t xml:space="preserve"> </w:t>
+      </w:r>
+      <w:r>
+        <w:t xml:space="preserve">Officer</w:t>
+      </w:r>
+    </w:p>
+    <w:p>
+      <w:pPr>
+        <w:pStyle w:val="FirstParagraph"/>
+      </w:pPr>
+      <w:r>
+        <w:t xml:space="preserve">2014-2015 - Role creating and managing social media posts and</w:t>
+      </w:r>
+      <w:r>
+        <w:t xml:space="preserve"> </w:t>
+      </w:r>
+      <w:r>
+        <w:t xml:space="preserve">advertisements for society events.</w:t>
+      </w:r>
+    </w:p>
+    <w:bookmarkEnd w:id="43"/>
+    <w:bookmarkEnd w:id="44"/>
+    <w:bookmarkStart w:id="50" w:name="conferences-and-presentations"/>
+    <w:p>
+      <w:pPr>
+        <w:pStyle w:val="Heading2"/>
+      </w:pPr>
+      <w:r>
+        <w:t xml:space="preserve">Conferences and</w:t>
+      </w:r>
+      <w:r>
+        <w:t xml:space="preserve"> </w:t>
+      </w:r>
+      <w:r>
+        <w:t xml:space="preserve">Presentations</w:t>
+      </w:r>
+    </w:p>
+    <w:bookmarkStart w:id="46" w:name="Xed7790b81cd72000e2ad8e5fc0bb8b7966626df"/>
+    <w:p>
+      <w:pPr>
+        <w:pStyle w:val="Heading3"/>
+      </w:pPr>
+      <w:r>
+        <w:rPr>
+          <w:b/>
+          <w:bCs/>
+        </w:rPr>
+        <w:t xml:space="preserve">Theoretical Archaeology Group</w:t>
+      </w:r>
+      <w:r>
+        <w:rPr>
+          <w:b/>
+          <w:bCs/>
+        </w:rPr>
+        <w:t xml:space="preserve"> </w:t>
+      </w:r>
+      <w:r>
+        <w:rPr>
+          <w:b/>
+          <w:bCs/>
+        </w:rPr>
+        <w:t xml:space="preserve">Conference 2022, University of Edinburgh</w:t>
+      </w:r>
+      <w:r>
+        <w:t xml:space="preserve"> </w:t>
+      </w:r>
+      <w:r>
+        <w:t xml:space="preserve">Session</w:t>
+      </w:r>
+      <w:r>
+        <w:t xml:space="preserve"> </w:t>
+      </w:r>
+      <w:r>
+        <w:t xml:space="preserve">Organiser</w:t>
+      </w:r>
+    </w:p>
+    <w:p>
+      <w:pPr>
+        <w:pStyle w:val="FirstParagraph"/>
+      </w:pPr>
+      <w:r>
+        <w:t xml:space="preserve">12/2022 - Co-organising session with Jonny Graham (University of</w:t>
+      </w:r>
+      <w:r>
+        <w:t xml:space="preserve"> </w:t>
+      </w:r>
+      <w:r>
+        <w:t xml:space="preserve">Leicester) entitled:</w:t>
+      </w:r>
+      <w:r>
+        <w:t xml:space="preserve"> </w:t>
+      </w:r>
+      <w:hyperlink r:id="rId45">
+        <w:r>
+          <w:rPr>
+            <w:rStyle w:val="Hyperlink"/>
+          </w:rPr>
+          <w:t xml:space="preserve">Productive</w:t>
+        </w:r>
+        <w:r>
+          <w:rPr>
+            <w:rStyle w:val="Hyperlink"/>
+          </w:rPr>
+          <w:t xml:space="preserve"> </w:t>
+        </w:r>
+        <w:r>
+          <w:rPr>
+            <w:rStyle w:val="Hyperlink"/>
+          </w:rPr>
+          <w:t xml:space="preserve">not reductive: An archaeological exploration of different differences</w:t>
+        </w:r>
+      </w:hyperlink>
+      <w:r>
         <w:t xml:space="preserve">.</w:t>
       </w:r>
     </w:p>
-    <w:bookmarkEnd w:id="26"/>
+    <w:bookmarkEnd w:id="46"/>
+    <w:bookmarkStart w:id="47" w:name="X919e2b9ba38082caa089b155631b528ab6bd19a"/>
+    <w:p>
+      <w:pPr>
+        <w:pStyle w:val="Heading3"/>
+      </w:pPr>
+      <w:r>
+        <w:rPr>
+          <w:b/>
+          <w:bCs/>
+        </w:rPr>
+        <w:t xml:space="preserve">Theoretical Archaeology Group</w:t>
+      </w:r>
+      <w:r>
+        <w:rPr>
+          <w:b/>
+          <w:bCs/>
+        </w:rPr>
+        <w:t xml:space="preserve"> </w:t>
+      </w:r>
+      <w:r>
+        <w:rPr>
+          <w:b/>
+          <w:bCs/>
+        </w:rPr>
+        <w:t xml:space="preserve">Conference 2021, University of Leicester/Antiquity</w:t>
+      </w:r>
+      <w:r>
+        <w:t xml:space="preserve"> </w:t>
+      </w:r>
+      <w:r>
+        <w:t xml:space="preserve">Session</w:t>
+      </w:r>
+      <w:r>
+        <w:t xml:space="preserve"> </w:t>
+      </w:r>
+      <w:r>
+        <w:t xml:space="preserve">Manager</w:t>
+      </w:r>
+    </w:p>
+    <w:p>
+      <w:pPr>
+        <w:pStyle w:val="FirstParagraph"/>
+      </w:pPr>
+      <w:r>
+        <w:t xml:space="preserve">12/2021 - Assisted with the organisation and running of TAG 2021,</w:t>
+      </w:r>
+      <w:r>
+        <w:t xml:space="preserve"> </w:t>
+      </w:r>
+      <w:r>
+        <w:t xml:space="preserve">including being the admin liaison for several sessions.</w:t>
+      </w:r>
+    </w:p>
+    <w:bookmarkEnd w:id="47"/>
+    <w:bookmarkStart w:id="48" w:name="X2348b91fffcc1fb2c4dea048f6ed322dc156c42"/>
+    <w:p>
+      <w:pPr>
+        <w:pStyle w:val="Heading3"/>
+      </w:pPr>
+      <w:r>
+        <w:rPr>
+          <w:b/>
+          <w:bCs/>
+        </w:rPr>
+        <w:t xml:space="preserve">Graduate Archaeology at Oxford</w:t>
+      </w:r>
+      <w:r>
+        <w:rPr>
+          <w:b/>
+          <w:bCs/>
+        </w:rPr>
+        <w:t xml:space="preserve"> </w:t>
+      </w:r>
+      <w:r>
+        <w:rPr>
+          <w:b/>
+          <w:bCs/>
+        </w:rPr>
+        <w:t xml:space="preserve">Conference</w:t>
+      </w:r>
+    </w:p>
+    <w:p>
+      <w:pPr>
+        <w:pStyle w:val="FirstParagraph"/>
+      </w:pPr>
+      <w:r>
+        <w:t xml:space="preserve">03/2018 - Delivered paper:</w:t>
+      </w:r>
+      <w:r>
+        <w:t xml:space="preserve"> </w:t>
+      </w:r>
+      <w:r>
+        <w:t xml:space="preserve">“Embracing chaos: the rhizome and</w:t>
+      </w:r>
+      <w:r>
+        <w:t xml:space="preserve"> </w:t>
+      </w:r>
+      <w:r>
+        <w:t xml:space="preserve">negotiation of interpretative conflict in Indigenous archaeology”</w:t>
+      </w:r>
+      <w:r>
+        <w:t xml:space="preserve">.</w:t>
+      </w:r>
+    </w:p>
+    <w:bookmarkEnd w:id="48"/>
+    <w:bookmarkStart w:id="49" w:name="X41a0d6967d5626fc1a593a8bfb362c13b92fe16"/>
+    <w:p>
+      <w:pPr>
+        <w:pStyle w:val="Heading3"/>
+      </w:pPr>
+      <w:r>
+        <w:rPr>
+          <w:b/>
+          <w:bCs/>
+        </w:rPr>
+        <w:t xml:space="preserve">Graduate Seminar, St. Peter’s</w:t>
+      </w:r>
+      <w:r>
+        <w:rPr>
+          <w:b/>
+          <w:bCs/>
+        </w:rPr>
+        <w:t xml:space="preserve"> </w:t>
+      </w:r>
+      <w:r>
+        <w:rPr>
+          <w:b/>
+          <w:bCs/>
+        </w:rPr>
+        <w:t xml:space="preserve">College,</w:t>
+      </w:r>
+      <w:r>
+        <w:rPr>
+          <w:b/>
+          <w:bCs/>
+        </w:rPr>
+        <w:t xml:space="preserve"> </w:t>
+      </w:r>
+      <w:r>
+        <w:rPr>
+          <w:b/>
+          <w:bCs/>
+        </w:rPr>
+        <w:t xml:space="preserve">Oxford</w:t>
+      </w:r>
+    </w:p>
+    <w:p>
+      <w:pPr>
+        <w:pStyle w:val="FirstParagraph"/>
+      </w:pPr>
+      <w:r>
+        <w:t xml:space="preserve">03/2018 - Delivered paper:</w:t>
+      </w:r>
+      <w:r>
+        <w:t xml:space="preserve"> </w:t>
+      </w:r>
+      <w:r>
+        <w:t xml:space="preserve">“Empowering Youth in Cultural Heritage</w:t>
+      </w:r>
+      <w:r>
+        <w:t xml:space="preserve"> </w:t>
+      </w:r>
+      <w:r>
+        <w:t xml:space="preserve">Management: A Case Study from the Kenai Peninsula, Alaska”</w:t>
+      </w:r>
+      <w:r>
+        <w:t xml:space="preserve">.</w:t>
+      </w:r>
+    </w:p>
+    <w:bookmarkEnd w:id="49"/>
+    <w:bookmarkEnd w:id="50"/>
+    <w:bookmarkStart w:id="52" w:name="publications"/>
+    <w:p>
+      <w:pPr>
+        <w:pStyle w:val="Heading2"/>
+      </w:pPr>
+      <w:r>
+        <w:t xml:space="preserve">Publications</w:t>
+      </w:r>
+    </w:p>
+    <w:bookmarkStart w:id="51" w:name="section"/>
+    <w:p>
+      <w:pPr>
+        <w:pStyle w:val="Heading3"/>
+      </w:pPr>
+      <w:r>
+        <w:t xml:space="preserve">2019</w:t>
+      </w:r>
+    </w:p>
+    <w:p>
+      <w:pPr>
+        <w:numPr>
+          <w:ilvl w:val="0"/>
+          <w:numId w:val="1009"/>
+        </w:numPr>
+      </w:pPr>
+      <w:r>
+        <w:t xml:space="preserve">Guilfoyle, D.R., Carey, G., Rogers, A.J., Bernard, M., &amp;</w:t>
+      </w:r>
+      <w:r>
+        <w:t xml:space="preserve"> </w:t>
+      </w:r>
+      <w:r>
+        <w:t xml:space="preserve">Willoya-Williams, R. 2019. Empowering Tribal Youth in Cultural</w:t>
+      </w:r>
+      <w:r>
+        <w:t xml:space="preserve"> </w:t>
+      </w:r>
+      <w:r>
+        <w:t xml:space="preserve">Heritage Management: A Case Study from the Kenai Peninsula, Alaska.</w:t>
+      </w:r>
+      <w:r>
+        <w:t xml:space="preserve"> </w:t>
+      </w:r>
+      <w:r>
+        <w:rPr>
+          <w:b/>
+          <w:bCs/>
+        </w:rPr>
+        <w:t xml:space="preserve">Archaeologies</w:t>
+      </w:r>
+      <w:r>
+        <w:t xml:space="preserve"> </w:t>
+      </w:r>
+      <w:r>
+        <w:rPr>
+          <w:b/>
+          <w:bCs/>
+        </w:rPr>
+        <w:t xml:space="preserve">15(1)</w:t>
+      </w:r>
+      <w:r>
+        <w:t xml:space="preserve">: p.42–63.</w:t>
+      </w:r>
+    </w:p>
+    <w:bookmarkEnd w:id="51"/>
+    <w:bookmarkEnd w:id="52"/>
+    <w:bookmarkStart w:id="53" w:name="languages"/>
+    <w:p>
+      <w:pPr>
+        <w:pStyle w:val="Heading2"/>
+      </w:pPr>
+      <w:r>
+        <w:t xml:space="preserve">Languages</w:t>
+      </w:r>
+    </w:p>
+    <w:p>
+      <w:pPr>
+        <w:numPr>
+          <w:ilvl w:val="0"/>
+          <w:numId w:val="1010"/>
+        </w:numPr>
+      </w:pPr>
+      <w:r>
+        <w:t xml:space="preserve">Spanish (B2)</w:t>
+      </w:r>
+    </w:p>
+    <w:p>
+      <w:pPr>
+        <w:numPr>
+          <w:ilvl w:val="0"/>
+          <w:numId w:val="1010"/>
+        </w:numPr>
+      </w:pPr>
+      <w:r>
+        <w:t xml:space="preserve">Italian (B2)</w:t>
+      </w:r>
+    </w:p>
+    <w:bookmarkEnd w:id="53"/>
+    <w:bookmarkStart w:id="54" w:name="references"/>
+    <w:p>
+      <w:pPr>
+        <w:pStyle w:val="Heading2"/>
+      </w:pPr>
+      <w:r>
+        <w:t xml:space="preserve">References</w:t>
+      </w:r>
+    </w:p>
+    <w:p>
+      <w:pPr>
+        <w:pStyle w:val="FirstParagraph"/>
+      </w:pPr>
+      <w:r>
+        <w:t xml:space="preserve">Available on request.</w:t>
+      </w:r>
+    </w:p>
+    <w:bookmarkEnd w:id="54"/>
     <w:sectPr>
       <w:pgSz w:h="16838" w:w="11906"/>
       <w:pgMar w:bottom="1440" w:footer="708" w:gutter="0" w:header="708" w:left="1440" w:right="1440" w:top="1440"/>
@@ -1566,6 +2100,21 @@
     <w:abstractNumId w:val="991"/>
   </w:num>
   <w:num w:numId="1005">
+    <w:abstractNumId w:val="991"/>
+  </w:num>
+  <w:num w:numId="1006">
+    <w:abstractNumId w:val="991"/>
+  </w:num>
+  <w:num w:numId="1007">
+    <w:abstractNumId w:val="991"/>
+  </w:num>
+  <w:num w:numId="1008">
+    <w:abstractNumId w:val="991"/>
+  </w:num>
+  <w:num w:numId="1009">
+    <w:abstractNumId w:val="991"/>
+  </w:num>
+  <w:num w:numId="1010">
     <w:abstractNumId w:val="991"/>
   </w:num>
 </w:numbering>

--- a/outputs/cv.docx
+++ b/outputs/cv.docx
@@ -71,59 +71,7 @@
       </w:r>
       <w:hyperlink r:id="rId12"/>
     </w:p>
-    <w:p>
-      <w:pPr>
-        <w:pStyle w:val="BodyText"/>
-      </w:pPr>
-      <w:r>
-        <w:t xml:space="preserve">I am a</w:t>
-      </w:r>
-      <w:r>
-        <w:t xml:space="preserve"> </w:t>
-      </w:r>
-      <w:hyperlink r:id="rId13">
-        <w:r>
-          <w:rPr>
-            <w:rStyle w:val="Hyperlink"/>
-          </w:rPr>
-          <w:t xml:space="preserve">Midlands4Cities</w:t>
-        </w:r>
-      </w:hyperlink>
-      <w:r>
-        <w:t xml:space="preserve">-funded PhD</w:t>
-      </w:r>
-      <w:r>
-        <w:t xml:space="preserve"> </w:t>
-      </w:r>
-      <w:r>
-        <w:t xml:space="preserve">student in the School of Archaeology and Ancient History, University of</w:t>
-      </w:r>
-      <w:r>
-        <w:t xml:space="preserve"> </w:t>
-      </w:r>
-      <w:r>
-        <w:t xml:space="preserve">Leicester. My thesis examines the body and art in the indigenous Greater</w:t>
-      </w:r>
-      <w:r>
-        <w:t xml:space="preserve"> </w:t>
-      </w:r>
-      <w:r>
-        <w:t xml:space="preserve">Antilles. Strong background in research, archaeological excavation,</w:t>
-      </w:r>
-      <w:r>
-        <w:t xml:space="preserve"> </w:t>
-      </w:r>
-      <w:r>
-        <w:t xml:space="preserve">teaching and learning support, support work with adults with</w:t>
-      </w:r>
-      <w:r>
-        <w:t xml:space="preserve"> </w:t>
-      </w:r>
-      <w:r>
-        <w:t xml:space="preserve">disabilities, customer service, and administrative work.</w:t>
-      </w:r>
-    </w:p>
-    <w:bookmarkStart w:id="17" w:name="education"/>
+    <w:bookmarkStart w:id="16" w:name="education"/>
     <w:p>
       <w:pPr>
         <w:pStyle w:val="Heading2"/>
@@ -132,7 +80,7 @@
         <w:t xml:space="preserve">Education</w:t>
       </w:r>
     </w:p>
-    <w:bookmarkStart w:id="14" w:name="doctor-of-philosophy-phd-in-archaeology"/>
+    <w:bookmarkStart w:id="13" w:name="doctor-of-philosophy-phd-in-archaeology"/>
     <w:p>
       <w:pPr>
         <w:pStyle w:val="Heading3"/>
@@ -155,14 +103,38 @@
         <w:t xml:space="preserve">University of Leicester, Leicester, UK 2020 - ongoing</w:t>
       </w:r>
     </w:p>
+    <w:bookmarkEnd w:id="13"/>
+    <w:bookmarkStart w:id="14" w:name="master-of-studies-mst-in-archaeology"/>
+    <w:p>
+      <w:pPr>
+        <w:pStyle w:val="Heading3"/>
+      </w:pPr>
+      <w:r>
+        <w:t xml:space="preserve">Master of Studies (MSt) in</w:t>
+      </w:r>
+      <w:r>
+        <w:t xml:space="preserve"> </w:t>
+      </w:r>
+      <w:r>
+        <w:t xml:space="preserve">Archaeology</w:t>
+      </w:r>
+    </w:p>
+    <w:p>
+      <w:pPr>
+        <w:pStyle w:val="FirstParagraph"/>
+      </w:pPr>
+      <w:r>
+        <w:t xml:space="preserve">St. Peter’s College, University of Oxford, Oxford, UK 2017 - 2018</w:t>
+      </w:r>
+    </w:p>
     <w:bookmarkEnd w:id="14"/>
-    <w:bookmarkStart w:id="15" w:name="master-of-studies-mst-in-archaeology"/>
+    <w:bookmarkStart w:id="15" w:name="Xa2a11071d17011f735160d18243cbaa209bd191"/>
     <w:p>
       <w:pPr>
         <w:pStyle w:val="Heading3"/>
       </w:pPr>
       <w:r>
-        <w:t xml:space="preserve">Master of Studies (MSt) in</w:t>
+        <w:t xml:space="preserve">Bachelor of Arts with a Year Abroad (BA) in</w:t>
       </w:r>
       <w:r>
         <w:t xml:space="preserve"> </w:t>
@@ -176,36 +148,12 @@
         <w:pStyle w:val="FirstParagraph"/>
       </w:pPr>
       <w:r>
-        <w:t xml:space="preserve">St. Peter’s College, University of Oxford, Oxford, UK 2017 - 2018</w:t>
+        <w:t xml:space="preserve">University of Leicester, Leicester, UK 2013 - 2017</w:t>
       </w:r>
     </w:p>
     <w:bookmarkEnd w:id="15"/>
-    <w:bookmarkStart w:id="16" w:name="Xa2a11071d17011f735160d18243cbaa209bd191"/>
-    <w:p>
-      <w:pPr>
-        <w:pStyle w:val="Heading3"/>
-      </w:pPr>
-      <w:r>
-        <w:t xml:space="preserve">Bachelor of Arts with a Year Abroad (BA) in</w:t>
-      </w:r>
-      <w:r>
-        <w:t xml:space="preserve"> </w:t>
-      </w:r>
-      <w:r>
-        <w:t xml:space="preserve">Archaeology</w:t>
-      </w:r>
-    </w:p>
-    <w:p>
-      <w:pPr>
-        <w:pStyle w:val="FirstParagraph"/>
-      </w:pPr>
-      <w:r>
-        <w:t xml:space="preserve">University of Leicester, Leicester, UK 2013 - 2017</w:t>
-      </w:r>
-    </w:p>
     <w:bookmarkEnd w:id="16"/>
-    <w:bookmarkEnd w:id="17"/>
-    <w:bookmarkStart w:id="27" w:name="experience"/>
+    <w:bookmarkStart w:id="28" w:name="experience"/>
     <w:p>
       <w:pPr>
         <w:pStyle w:val="Heading2"/>
@@ -214,7 +162,7 @@
         <w:t xml:space="preserve">Experience</w:t>
       </w:r>
     </w:p>
-    <w:bookmarkStart w:id="18" w:name="administrative-support"/>
+    <w:bookmarkStart w:id="17" w:name="administrative-support"/>
     <w:p>
       <w:pPr>
         <w:pStyle w:val="Heading3"/>
@@ -254,8 +202,8 @@
         <w:t xml:space="preserve">generation of reports using the Inventory Hive software and service.</w:t>
       </w:r>
     </w:p>
-    <w:bookmarkEnd w:id="18"/>
-    <w:bookmarkStart w:id="19" w:name="X35ac88a4c262281d751b6f7c19d12aabd04824c"/>
+    <w:bookmarkEnd w:id="17"/>
+    <w:bookmarkStart w:id="18" w:name="X35ac88a4c262281d751b6f7c19d12aabd04824c"/>
     <w:p>
       <w:pPr>
         <w:pStyle w:val="Heading3"/>
@@ -295,8 +243,8 @@
         <w:t xml:space="preserve">Focused on 1:1 support with pupils with Special Educational Needs.</w:t>
       </w:r>
     </w:p>
-    <w:bookmarkEnd w:id="19"/>
-    <w:bookmarkStart w:id="20" w:name="graduate-tutor"/>
+    <w:bookmarkEnd w:id="18"/>
+    <w:bookmarkStart w:id="19" w:name="graduate-tutor"/>
     <w:p>
       <w:pPr>
         <w:pStyle w:val="Heading3"/>
@@ -348,8 +296,8 @@
         <w:t xml:space="preserve">Archaeological Geomatics.</w:t>
       </w:r>
     </w:p>
-    <w:bookmarkEnd w:id="20"/>
-    <w:bookmarkStart w:id="23" w:name="scholars-programme-tutor"/>
+    <w:bookmarkEnd w:id="19"/>
+    <w:bookmarkStart w:id="22" w:name="scholars-programme-tutor"/>
     <w:p>
       <w:pPr>
         <w:pStyle w:val="Heading3"/>
@@ -368,7 +316,7 @@
       <w:pPr>
         <w:pStyle w:val="FirstParagraph"/>
       </w:pPr>
-      <w:hyperlink r:id="rId21">
+      <w:hyperlink r:id="rId20">
         <w:r>
           <w:rPr>
             <w:rStyle w:val="Hyperlink"/>
@@ -438,7 +386,7 @@
       <w:r>
         <w:t xml:space="preserve"> </w:t>
       </w:r>
-      <w:hyperlink r:id="rId22">
+      <w:hyperlink r:id="rId21">
         <w:r>
           <w:rPr>
             <w:rStyle w:val="Hyperlink"/>
@@ -471,8 +419,8 @@
         <w:t xml:space="preserve">teaching.</w:t>
       </w:r>
     </w:p>
-    <w:bookmarkEnd w:id="23"/>
-    <w:bookmarkStart w:id="24" w:name="support-worker"/>
+    <w:bookmarkEnd w:id="22"/>
+    <w:bookmarkStart w:id="23" w:name="support-worker"/>
     <w:p>
       <w:pPr>
         <w:pStyle w:val="Heading3"/>
@@ -503,11 +451,81 @@
         <w:t xml:space="preserve"> </w:t>
       </w:r>
       <w:r>
-        <w:t xml:space="preserve">in supported living and day centre settings.</w:t>
-      </w:r>
-    </w:p>
-    <w:bookmarkEnd w:id="24"/>
-    <w:bookmarkStart w:id="25" w:name="field-archaeologist"/>
+        <w:t xml:space="preserve">in supported living and day centre settings. The role incorporated</w:t>
+      </w:r>
+      <w:r>
+        <w:t xml:space="preserve"> </w:t>
+      </w:r>
+      <w:r>
+        <w:t xml:space="preserve">working as a part of a diverse team and engaging with policy to meet</w:t>
+      </w:r>
+      <w:r>
+        <w:t xml:space="preserve"> </w:t>
+      </w:r>
+      <w:r>
+        <w:t xml:space="preserve">Service Users’ assessed needs, respecting their dignity, supporting</w:t>
+      </w:r>
+      <w:r>
+        <w:t xml:space="preserve"> </w:t>
+      </w:r>
+      <w:r>
+        <w:t xml:space="preserve">their independence and encouraging inclusion within the local</w:t>
+      </w:r>
+      <w:r>
+        <w:t xml:space="preserve"> </w:t>
+      </w:r>
+      <w:r>
+        <w:t xml:space="preserve">community.</w:t>
+      </w:r>
+    </w:p>
+    <w:p>
+      <w:pPr>
+        <w:numPr>
+          <w:ilvl w:val="0"/>
+          <w:numId w:val="1005"/>
+        </w:numPr>
+      </w:pPr>
+      <w:r>
+        <w:t xml:space="preserve">Day-to-day duties included assisting Service Users with personal care,</w:t>
+      </w:r>
+      <w:r>
+        <w:t xml:space="preserve"> </w:t>
+      </w:r>
+      <w:r>
+        <w:t xml:space="preserve">preparation of food, cleaning and maintenance, administration of</w:t>
+      </w:r>
+      <w:r>
+        <w:t xml:space="preserve"> </w:t>
+      </w:r>
+      <w:r>
+        <w:t xml:space="preserve">medication and participation in a wide range of social activities</w:t>
+      </w:r>
+      <w:r>
+        <w:t xml:space="preserve"> </w:t>
+      </w:r>
+      <w:r>
+        <w:t xml:space="preserve">designed to support their autonomy.</w:t>
+      </w:r>
+    </w:p>
+    <w:p>
+      <w:pPr>
+        <w:numPr>
+          <w:ilvl w:val="0"/>
+          <w:numId w:val="1005"/>
+        </w:numPr>
+      </w:pPr>
+      <w:r>
+        <w:t xml:space="preserve">The role required flexibility, often working unsociable hours and</w:t>
+      </w:r>
+      <w:r>
+        <w:t xml:space="preserve"> </w:t>
+      </w:r>
+      <w:r>
+        <w:t xml:space="preserve">supporting the team by filling shortfalls when necessary.</w:t>
+      </w:r>
+    </w:p>
+    <w:bookmarkEnd w:id="23"/>
+    <w:bookmarkStart w:id="24" w:name="field-archaeologist"/>
     <w:p>
       <w:pPr>
         <w:pStyle w:val="Heading3"/>
@@ -547,8 +565,8 @@
         <w:t xml:space="preserve">health and safety policy. Experience driving company vehicles.</w:t>
       </w:r>
     </w:p>
-    <w:bookmarkEnd w:id="25"/>
-    <w:bookmarkStart w:id="26" w:name="trainee-archaeologist"/>
+    <w:bookmarkEnd w:id="24"/>
+    <w:bookmarkStart w:id="25" w:name="trainee-archaeologist"/>
     <w:p>
       <w:pPr>
         <w:pStyle w:val="Heading3"/>
@@ -618,30 +636,14 @@
         <w:t xml:space="preserve">driving company vehicles.</w:t>
       </w:r>
     </w:p>
-    <w:bookmarkEnd w:id="26"/>
-    <w:bookmarkEnd w:id="27"/>
-    <w:bookmarkStart w:id="30" w:name="research-placements"/>
-    <w:p>
-      <w:pPr>
-        <w:pStyle w:val="Heading2"/>
-      </w:pPr>
-      <w:r>
-        <w:t xml:space="preserve">Research Placements</w:t>
-      </w:r>
-    </w:p>
-    <w:bookmarkStart w:id="29" w:name="Xfacf241f6a2abc5dd6faa8e112f6e4931071aa1"/>
+    <w:bookmarkEnd w:id="25"/>
+    <w:bookmarkStart w:id="26" w:name="customer-assistant"/>
     <w:p>
       <w:pPr>
         <w:pStyle w:val="Heading3"/>
       </w:pPr>
       <w:r>
-        <w:t xml:space="preserve">Curatorial Placement, Sainsbury Centre for Visual</w:t>
-      </w:r>
-      <w:r>
-        <w:t xml:space="preserve"> </w:t>
-      </w:r>
-      <w:r>
-        <w:t xml:space="preserve">Arts</w:t>
+        <w:t xml:space="preserve">Customer Assistant</w:t>
       </w:r>
     </w:p>
     <w:p>
@@ -649,7 +651,15 @@
         <w:pStyle w:val="FirstParagraph"/>
       </w:pPr>
       <w:r>
-        <w:t xml:space="preserve">Sainsbury Centre for Visual Arts, UEA, Norwich, UK 2023-2024</w:t>
+        <w:t xml:space="preserve">Marks and Spencer, Oxford, UK 2017-2018</w:t>
+      </w:r>
+    </w:p>
+    <w:p>
+      <w:pPr>
+        <w:pStyle w:val="BodyText"/>
+      </w:pPr>
+      <w:r>
+        <w:t xml:space="preserve">Marks and Spencer, Fosse Park, Leicester, UK 2016-2017</w:t>
       </w:r>
     </w:p>
     <w:p>
@@ -660,6 +670,176 @@
         </w:numPr>
       </w:pPr>
       <w:r>
+        <w:t xml:space="preserve">In this role I had a number of responsibilities, including restocking,</w:t>
+      </w:r>
+      <w:r>
+        <w:t xml:space="preserve"> </w:t>
+      </w:r>
+      <w:r>
+        <w:t xml:space="preserve">store presentation, serving and advising customers and handling</w:t>
+      </w:r>
+      <w:r>
+        <w:t xml:space="preserve"> </w:t>
+      </w:r>
+      <w:r>
+        <w:t xml:space="preserve">monies. This was a fast paced retail environment which required</w:t>
+      </w:r>
+      <w:r>
+        <w:t xml:space="preserve"> </w:t>
+      </w:r>
+      <w:r>
+        <w:t xml:space="preserve">immense adaptability, as no two days were the same. A role centred on</w:t>
+      </w:r>
+      <w:r>
+        <w:t xml:space="preserve"> </w:t>
+      </w:r>
+      <w:r>
+        <w:t xml:space="preserve">providing members of the public with a positive experience, I was able</w:t>
+      </w:r>
+      <w:r>
+        <w:t xml:space="preserve"> </w:t>
+      </w:r>
+      <w:r>
+        <w:t xml:space="preserve">to utilise my interpersonal skills to create a pleasant environment</w:t>
+      </w:r>
+      <w:r>
+        <w:t xml:space="preserve"> </w:t>
+      </w:r>
+      <w:r>
+        <w:t xml:space="preserve">both for the customers and amongst a large, diverse and consistently</w:t>
+      </w:r>
+      <w:r>
+        <w:t xml:space="preserve"> </w:t>
+      </w:r>
+      <w:r>
+        <w:t xml:space="preserve">shifting team.</w:t>
+      </w:r>
+    </w:p>
+    <w:bookmarkEnd w:id="26"/>
+    <w:bookmarkStart w:id="27" w:name="hospitality-team-member"/>
+    <w:p>
+      <w:pPr>
+        <w:pStyle w:val="Heading3"/>
+      </w:pPr>
+      <w:r>
+        <w:t xml:space="preserve">Hospitality Team Member</w:t>
+      </w:r>
+    </w:p>
+    <w:p>
+      <w:pPr>
+        <w:pStyle w:val="FirstParagraph"/>
+      </w:pPr>
+      <w:r>
+        <w:t xml:space="preserve">Cliffs Pavilion Theatre, Westcliff-on-Sea, Essex, UK 2013</w:t>
+      </w:r>
+    </w:p>
+    <w:p>
+      <w:pPr>
+        <w:numPr>
+          <w:ilvl w:val="0"/>
+          <w:numId w:val="1009"/>
+        </w:numPr>
+      </w:pPr>
+      <w:r>
+        <w:t xml:space="preserve">This was a customer service role, centred around working the main bar,</w:t>
+      </w:r>
+      <w:r>
+        <w:t xml:space="preserve"> </w:t>
+      </w:r>
+      <w:r>
+        <w:t xml:space="preserve">serving drinks and food in the daytime and drinks in the evening. Also</w:t>
+      </w:r>
+      <w:r>
+        <w:t xml:space="preserve"> </w:t>
+      </w:r>
+      <w:r>
+        <w:t xml:space="preserve">required shifts in the on-site restaurant as part of formal dinner</w:t>
+      </w:r>
+      <w:r>
+        <w:t xml:space="preserve"> </w:t>
+      </w:r>
+      <w:r>
+        <w:t xml:space="preserve">services and shows. Duties included food and drink preparation,</w:t>
+      </w:r>
+      <w:r>
+        <w:t xml:space="preserve"> </w:t>
+      </w:r>
+      <w:r>
+        <w:t xml:space="preserve">serving, restocking, taking inventories and handling monies in a high</w:t>
+      </w:r>
+      <w:r>
+        <w:t xml:space="preserve"> </w:t>
+      </w:r>
+      <w:r>
+        <w:t xml:space="preserve">demand bar/restaurant environment which required constant adaptability</w:t>
+      </w:r>
+      <w:r>
+        <w:t xml:space="preserve"> </w:t>
+      </w:r>
+      <w:r>
+        <w:t xml:space="preserve">and enthusiasm. As a role which was centred on interaction with</w:t>
+      </w:r>
+      <w:r>
+        <w:t xml:space="preserve"> </w:t>
+      </w:r>
+      <w:r>
+        <w:t xml:space="preserve">customers and event management, I was able to exercise my excellent</w:t>
+      </w:r>
+      <w:r>
+        <w:t xml:space="preserve"> </w:t>
+      </w:r>
+      <w:r>
+        <w:t xml:space="preserve">interpersonal skills and remained fervently punctual, skills vital in</w:t>
+      </w:r>
+      <w:r>
+        <w:t xml:space="preserve"> </w:t>
+      </w:r>
+      <w:r>
+        <w:t xml:space="preserve">working as part of a large team.</w:t>
+      </w:r>
+    </w:p>
+    <w:bookmarkEnd w:id="27"/>
+    <w:bookmarkEnd w:id="28"/>
+    <w:bookmarkStart w:id="31" w:name="research-placements"/>
+    <w:p>
+      <w:pPr>
+        <w:pStyle w:val="Heading2"/>
+      </w:pPr>
+      <w:r>
+        <w:t xml:space="preserve">Research Placements</w:t>
+      </w:r>
+    </w:p>
+    <w:bookmarkStart w:id="30" w:name="Xfacf241f6a2abc5dd6faa8e112f6e4931071aa1"/>
+    <w:p>
+      <w:pPr>
+        <w:pStyle w:val="Heading3"/>
+      </w:pPr>
+      <w:r>
+        <w:t xml:space="preserve">Curatorial Placement, Sainsbury Centre for Visual</w:t>
+      </w:r>
+      <w:r>
+        <w:t xml:space="preserve"> </w:t>
+      </w:r>
+      <w:r>
+        <w:t xml:space="preserve">Arts</w:t>
+      </w:r>
+    </w:p>
+    <w:p>
+      <w:pPr>
+        <w:pStyle w:val="FirstParagraph"/>
+      </w:pPr>
+      <w:r>
+        <w:t xml:space="preserve">Sainsbury Centre for Visual Arts, UEA, Norwich, UK 2023-2024</w:t>
+      </w:r>
+    </w:p>
+    <w:p>
+      <w:pPr>
+        <w:numPr>
+          <w:ilvl w:val="0"/>
+          <w:numId w:val="1010"/>
+        </w:numPr>
+      </w:pPr>
+      <w:r>
         <w:t xml:space="preserve">Undertook a six month placement through my PhD programme at the</w:t>
       </w:r>
       <w:r>
@@ -677,7 +857,7 @@
       <w:r>
         <w:t xml:space="preserve"> </w:t>
       </w:r>
-      <w:hyperlink r:id="rId28">
+      <w:hyperlink r:id="rId29">
         <w:r>
           <w:rPr>
             <w:rStyle w:val="Hyperlink"/>
@@ -719,9 +899,9 @@
         <w:t xml:space="preserve">and afro-futurism.</w:t>
       </w:r>
     </w:p>
-    <w:bookmarkEnd w:id="29"/>
     <w:bookmarkEnd w:id="30"/>
-    <w:bookmarkStart w:id="37" w:name="archaeological-fieldwork-experience"/>
+    <w:bookmarkEnd w:id="31"/>
+    <w:bookmarkStart w:id="38" w:name="archaeological-fieldwork-experience"/>
     <w:p>
       <w:pPr>
         <w:pStyle w:val="Heading2"/>
@@ -736,7 +916,7 @@
         <w:t xml:space="preserve">Experience</w:t>
       </w:r>
     </w:p>
-    <w:bookmarkStart w:id="31" w:name="Xe6536b96c18e8df95852d35610194cff874614a"/>
+    <w:bookmarkStart w:id="32" w:name="Xe6536b96c18e8df95852d35610194cff874614a"/>
     <w:p>
       <w:pPr>
         <w:pStyle w:val="Heading3"/>
@@ -801,8 +981,8 @@
         <w:t xml:space="preserve">section recording and identification of finds.</w:t>
       </w:r>
     </w:p>
-    <w:bookmarkEnd w:id="31"/>
-    <w:bookmarkStart w:id="32" w:name="X0f5f692dc6f4c109be6762647d53bca2c635e59"/>
+    <w:bookmarkEnd w:id="32"/>
+    <w:bookmarkStart w:id="33" w:name="X0f5f692dc6f4c109be6762647d53bca2c635e59"/>
     <w:p>
       <w:pPr>
         <w:pStyle w:val="Heading3"/>
@@ -867,8 +1047,8 @@
         <w:t xml:space="preserve">ceramics, metals and bone.</w:t>
       </w:r>
     </w:p>
-    <w:bookmarkEnd w:id="32"/>
-    <w:bookmarkStart w:id="33" w:name="X78898ff9ea69a507a6bc09d8d5625c68a6b2d5c"/>
+    <w:bookmarkEnd w:id="33"/>
+    <w:bookmarkStart w:id="34" w:name="X78898ff9ea69a507a6bc09d8d5625c68a6b2d5c"/>
     <w:p>
       <w:pPr>
         <w:pStyle w:val="Heading3"/>
@@ -933,8 +1113,8 @@
         <w:t xml:space="preserve">handling/preparation of radiocarbon and DNA samples.</w:t>
       </w:r>
     </w:p>
-    <w:bookmarkEnd w:id="33"/>
-    <w:bookmarkStart w:id="34" w:name="X17438e77665cef12cca31174c0b406071a023b5"/>
+    <w:bookmarkEnd w:id="34"/>
+    <w:bookmarkStart w:id="35" w:name="X17438e77665cef12cca31174c0b406071a023b5"/>
     <w:p>
       <w:pPr>
         <w:pStyle w:val="Heading3"/>
@@ -999,8 +1179,8 @@
         <w:t xml:space="preserve">of metals, ceramics, bone and post-excavation work.</w:t>
       </w:r>
     </w:p>
-    <w:bookmarkEnd w:id="34"/>
-    <w:bookmarkStart w:id="35" w:name="apolline-project-naples-italy-volunteer"/>
+    <w:bookmarkEnd w:id="35"/>
+    <w:bookmarkStart w:id="36" w:name="apolline-project-naples-italy-volunteer"/>
     <w:p>
       <w:pPr>
         <w:pStyle w:val="Heading3"/>
@@ -1027,8 +1207,8 @@
         <w:t xml:space="preserve">2014 - Excavation of a Late Antique Roman villa near Mount Vesuvius.</w:t>
       </w:r>
     </w:p>
-    <w:bookmarkEnd w:id="35"/>
-    <w:bookmarkStart w:id="36" w:name="X72e92f06da52f2df836d54d74c167cba0062687"/>
+    <w:bookmarkEnd w:id="36"/>
+    <w:bookmarkStart w:id="37" w:name="X72e92f06da52f2df836d54d74c167cba0062687"/>
     <w:p>
       <w:pPr>
         <w:pStyle w:val="Heading3"/>
@@ -1081,9 +1261,9 @@
         <w:t xml:space="preserve">hillfort.</w:t>
       </w:r>
     </w:p>
-    <w:bookmarkEnd w:id="36"/>
     <w:bookmarkEnd w:id="37"/>
-    <w:bookmarkStart w:id="40" w:name="awards"/>
+    <w:bookmarkEnd w:id="38"/>
+    <w:bookmarkStart w:id="41" w:name="awards"/>
     <w:p>
       <w:pPr>
         <w:pStyle w:val="Heading2"/>
@@ -1092,7 +1272,7 @@
         <w:t xml:space="preserve">Awards</w:t>
       </w:r>
     </w:p>
-    <w:bookmarkStart w:id="38" w:name="Xc2872e9b8efe5e62bb0c11ff24d416b9139648f"/>
+    <w:bookmarkStart w:id="39" w:name="Xc2872e9b8efe5e62bb0c11ff24d416b9139648f"/>
     <w:p>
       <w:pPr>
         <w:pStyle w:val="Heading3"/>
@@ -1141,8 +1321,8 @@
         <w:t xml:space="preserve">2017 - For highest grade in Archaeology in my graduating year.</w:t>
       </w:r>
     </w:p>
-    <w:bookmarkEnd w:id="38"/>
-    <w:bookmarkStart w:id="39" w:name="leicester-award-university-of-leicester"/>
+    <w:bookmarkEnd w:id="39"/>
+    <w:bookmarkStart w:id="40" w:name="leicester-award-university-of-leicester"/>
     <w:p>
       <w:pPr>
         <w:pStyle w:val="Heading3"/>
@@ -1189,9 +1369,9 @@
         <w:t xml:space="preserve">organising, research, self-management and digital skills.</w:t>
       </w:r>
     </w:p>
-    <w:bookmarkEnd w:id="39"/>
     <w:bookmarkEnd w:id="40"/>
-    <w:bookmarkStart w:id="44" w:name="committees"/>
+    <w:bookmarkEnd w:id="41"/>
+    <w:bookmarkStart w:id="45" w:name="committees"/>
     <w:p>
       <w:pPr>
         <w:pStyle w:val="Heading2"/>
@@ -1200,7 +1380,7 @@
         <w:t xml:space="preserve">Committees</w:t>
       </w:r>
     </w:p>
-    <w:bookmarkStart w:id="41" w:name="Xdf66559ffbd0f10e833ba331fd7aa06db2ee46b"/>
+    <w:bookmarkStart w:id="42" w:name="Xdf66559ffbd0f10e833ba331fd7aa06db2ee46b"/>
     <w:p>
       <w:pPr>
         <w:pStyle w:val="Heading3"/>
@@ -1255,8 +1435,8 @@
         <w:t xml:space="preserve">the 2020–2021 academic year.</w:t>
       </w:r>
     </w:p>
-    <w:bookmarkEnd w:id="41"/>
-    <w:bookmarkStart w:id="42" w:name="X588f47bcedbb63455f3d9a7071d63bae3a0c673"/>
+    <w:bookmarkEnd w:id="42"/>
+    <w:bookmarkStart w:id="43" w:name="X588f47bcedbb63455f3d9a7071d63bae3a0c673"/>
     <w:p>
       <w:pPr>
         <w:pStyle w:val="Heading3"/>
@@ -1315,8 +1495,8 @@
         <w:t xml:space="preserve">active and supportive community for fellow students.</w:t>
       </w:r>
     </w:p>
-    <w:bookmarkEnd w:id="42"/>
-    <w:bookmarkStart w:id="43" w:name="Xd19201b0d52e92faa477243d4b5d86b1068cace"/>
+    <w:bookmarkEnd w:id="43"/>
+    <w:bookmarkStart w:id="44" w:name="Xd19201b0d52e92faa477243d4b5d86b1068cace"/>
     <w:p>
       <w:pPr>
         <w:pStyle w:val="Heading3"/>
@@ -1369,9 +1549,9 @@
         <w:t xml:space="preserve">advertisements for society events.</w:t>
       </w:r>
     </w:p>
-    <w:bookmarkEnd w:id="43"/>
     <w:bookmarkEnd w:id="44"/>
-    <w:bookmarkStart w:id="50" w:name="conferences-and-presentations"/>
+    <w:bookmarkEnd w:id="45"/>
+    <w:bookmarkStart w:id="51" w:name="conferences-and-presentations"/>
     <w:p>
       <w:pPr>
         <w:pStyle w:val="Heading2"/>
@@ -1386,7 +1566,7 @@
         <w:t xml:space="preserve">Presentations</w:t>
       </w:r>
     </w:p>
-    <w:bookmarkStart w:id="46" w:name="Xed7790b81cd72000e2ad8e5fc0bb8b7966626df"/>
+    <w:bookmarkStart w:id="47" w:name="Xed7790b81cd72000e2ad8e5fc0bb8b7966626df"/>
     <w:p>
       <w:pPr>
         <w:pStyle w:val="Heading3"/>
@@ -1441,7 +1621,7 @@
       <w:r>
         <w:t xml:space="preserve"> </w:t>
       </w:r>
-      <w:hyperlink r:id="rId45">
+      <w:hyperlink r:id="rId46">
         <w:r>
           <w:rPr>
             <w:rStyle w:val="Hyperlink"/>
@@ -1465,8 +1645,8 @@
         <w:t xml:space="preserve">.</w:t>
       </w:r>
     </w:p>
-    <w:bookmarkEnd w:id="46"/>
-    <w:bookmarkStart w:id="47" w:name="X919e2b9ba38082caa089b155631b528ab6bd19a"/>
+    <w:bookmarkEnd w:id="47"/>
+    <w:bookmarkStart w:id="48" w:name="X919e2b9ba38082caa089b155631b528ab6bd19a"/>
     <w:p>
       <w:pPr>
         <w:pStyle w:val="Heading3"/>
@@ -1519,8 +1699,8 @@
         <w:t xml:space="preserve">including being the admin liaison for several sessions.</w:t>
       </w:r>
     </w:p>
-    <w:bookmarkEnd w:id="47"/>
-    <w:bookmarkStart w:id="48" w:name="X2348b91fffcc1fb2c4dea048f6ed322dc156c42"/>
+    <w:bookmarkEnd w:id="48"/>
+    <w:bookmarkStart w:id="49" w:name="X2348b91fffcc1fb2c4dea048f6ed322dc156c42"/>
     <w:p>
       <w:pPr>
         <w:pStyle w:val="Heading3"/>
@@ -1570,8 +1750,8 @@
         <w:t xml:space="preserve">.</w:t>
       </w:r>
     </w:p>
-    <w:bookmarkEnd w:id="48"/>
-    <w:bookmarkStart w:id="49" w:name="X41a0d6967d5626fc1a593a8bfb362c13b92fe16"/>
+    <w:bookmarkEnd w:id="49"/>
+    <w:bookmarkStart w:id="50" w:name="X41a0d6967d5626fc1a593a8bfb362c13b92fe16"/>
     <w:p>
       <w:pPr>
         <w:pStyle w:val="Heading3"/>
@@ -1635,9 +1815,9 @@
         <w:t xml:space="preserve">.</w:t>
       </w:r>
     </w:p>
-    <w:bookmarkEnd w:id="49"/>
     <w:bookmarkEnd w:id="50"/>
-    <w:bookmarkStart w:id="52" w:name="publications"/>
+    <w:bookmarkEnd w:id="51"/>
+    <w:bookmarkStart w:id="53" w:name="publications"/>
     <w:p>
       <w:pPr>
         <w:pStyle w:val="Heading2"/>
@@ -1646,7 +1826,7 @@
         <w:t xml:space="preserve">Publications</w:t>
       </w:r>
     </w:p>
-    <w:bookmarkStart w:id="51" w:name="section"/>
+    <w:bookmarkStart w:id="52" w:name="section"/>
     <w:p>
       <w:pPr>
         <w:pStyle w:val="Heading3"/>
@@ -1659,7 +1839,7 @@
       <w:pPr>
         <w:numPr>
           <w:ilvl w:val="0"/>
-          <w:numId w:val="1009"/>
+          <w:numId w:val="1011"/>
         </w:numPr>
       </w:pPr>
       <w:r>
@@ -1701,9 +1881,9 @@
         <w:t xml:space="preserve">: p.42–63.</w:t>
       </w:r>
     </w:p>
-    <w:bookmarkEnd w:id="51"/>
     <w:bookmarkEnd w:id="52"/>
-    <w:bookmarkStart w:id="53" w:name="languages"/>
+    <w:bookmarkEnd w:id="53"/>
+    <w:bookmarkStart w:id="54" w:name="languages"/>
     <w:p>
       <w:pPr>
         <w:pStyle w:val="Heading2"/>
@@ -1716,7 +1896,7 @@
       <w:pPr>
         <w:numPr>
           <w:ilvl w:val="0"/>
-          <w:numId w:val="1010"/>
+          <w:numId w:val="1012"/>
         </w:numPr>
       </w:pPr>
       <w:r>
@@ -1727,15 +1907,15 @@
       <w:pPr>
         <w:numPr>
           <w:ilvl w:val="0"/>
-          <w:numId w:val="1010"/>
+          <w:numId w:val="1012"/>
         </w:numPr>
       </w:pPr>
       <w:r>
         <w:t xml:space="preserve">Italian (B2)</w:t>
       </w:r>
     </w:p>
-    <w:bookmarkEnd w:id="53"/>
-    <w:bookmarkStart w:id="54" w:name="references"/>
+    <w:bookmarkEnd w:id="54"/>
+    <w:bookmarkStart w:id="55" w:name="references"/>
     <w:p>
       <w:pPr>
         <w:pStyle w:val="Heading2"/>
@@ -1752,7 +1932,7 @@
         <w:t xml:space="preserve">Available on request.</w:t>
       </w:r>
     </w:p>
-    <w:bookmarkEnd w:id="54"/>
+    <w:bookmarkEnd w:id="55"/>
     <w:sectPr>
       <w:pgSz w:h="16838" w:w="11906"/>
       <w:pgMar w:bottom="1440" w:footer="708" w:gutter="0" w:header="708" w:left="1440" w:right="1440" w:top="1440"/>
@@ -2115,6 +2295,12 @@
     <w:abstractNumId w:val="991"/>
   </w:num>
   <w:num w:numId="1010">
+    <w:abstractNumId w:val="991"/>
+  </w:num>
+  <w:num w:numId="1011">
+    <w:abstractNumId w:val="991"/>
+  </w:num>
+  <w:num w:numId="1012">
     <w:abstractNumId w:val="991"/>
   </w:num>
 </w:numbering>
